--- a/04-目标系统需求分析/接口契约初步清单.docx
+++ b/04-目标系统需求分析/接口契约初步清单.docx
@@ -12,13 +12,19 @@
       </w:r>
     </w:p>
     <w:p>
+      <w:pPr>
+        <w:ind w:left="283"/>
+      </w:pPr>
       <w:r>
-        <w:t>&gt; 所属阶段：第四阶段（目标系统需求分析报告）</w:t>
+        <w:t>所属阶段：第四阶段（目标系统需求分析报告）</w:t>
       </w:r>
     </w:p>
     <w:p>
+      <w:pPr>
+        <w:ind w:left="283"/>
+      </w:pPr>
       <w:r>
-        <w:t>&gt; 说明：初步清单，设计阶段细化为正式契约（OpenAPI 或等价文档），并与测试用例同步版本管理。</w:t>
+        <w:t>说明：初步清单，设计阶段细化为正式契约（OpenAPI 或等价文档），并与测试用例同步版本管理。</w:t>
       </w:r>
     </w:p>
     <w:p>
@@ -36,54 +42,54 @@
         <w:tblLook w:firstColumn="1" w:firstRow="1" w:lastColumn="0" w:lastRow="0" w:noHBand="0" w:noVBand="1" w:val="04A0"/>
       </w:tblPr>
       <w:tblGrid>
-        <w:gridCol w:w="1235"/>
-        <w:gridCol w:w="1235"/>
-        <w:gridCol w:w="1235"/>
-        <w:gridCol w:w="1235"/>
-        <w:gridCol w:w="1235"/>
-        <w:gridCol w:w="1235"/>
-        <w:gridCol w:w="1235"/>
+        <w:gridCol w:w="1425"/>
+        <w:gridCol w:w="1425"/>
+        <w:gridCol w:w="1425"/>
+        <w:gridCol w:w="1425"/>
+        <w:gridCol w:w="1425"/>
+        <w:gridCol w:w="1425"/>
+        <w:gridCol w:w="1425"/>
       </w:tblGrid>
       <w:tr>
         <w:tc>
           <w:tcPr>
-            <w:tcW w:type="dxa" w:w="1235"/>
+            <w:tcW w:type="dxa" w:w="1425"/>
           </w:tcPr>
           <w:p/>
         </w:tc>
         <w:tc>
           <w:tcPr>
-            <w:tcW w:type="dxa" w:w="1235"/>
+            <w:tcW w:type="dxa" w:w="1425"/>
           </w:tcPr>
           <w:p/>
         </w:tc>
         <w:tc>
           <w:tcPr>
-            <w:tcW w:type="dxa" w:w="1235"/>
+            <w:tcW w:type="dxa" w:w="1425"/>
           </w:tcPr>
           <w:p/>
         </w:tc>
         <w:tc>
           <w:tcPr>
-            <w:tcW w:type="dxa" w:w="1235"/>
+            <w:tcW w:type="dxa" w:w="1425"/>
           </w:tcPr>
           <w:p/>
         </w:tc>
         <w:tc>
           <w:tcPr>
-            <w:tcW w:type="dxa" w:w="1235"/>
+            <w:tcW w:type="dxa" w:w="1425"/>
           </w:tcPr>
           <w:p/>
         </w:tc>
         <w:tc>
           <w:tcPr>
-            <w:tcW w:type="dxa" w:w="1235"/>
+            <w:tcW w:type="dxa" w:w="1425"/>
           </w:tcPr>
           <w:p/>
         </w:tc>
         <w:tc>
           <w:tcPr>
-            <w:tcW w:type="dxa" w:w="1235"/>
+            <w:tcW w:type="dxa" w:w="1425"/>
           </w:tcPr>
           <w:p/>
         </w:tc>
@@ -91,13 +97,13 @@
       <w:tr>
         <w:tc>
           <w:tcPr>
-            <w:tcW w:type="dxa" w:w="1235"/>
+            <w:tcW w:type="dxa" w:w="1425"/>
           </w:tcPr>
           <w:p>
             <w:r>
               <w:rPr>
                 <w:rFonts w:ascii="Times New Roman" w:hAnsi="Times New Roman" w:eastAsia="宋体"/>
-                <w:sz w:val="19"/>
+                <w:sz w:val="17"/>
               </w:rPr>
               <w:t>编号</w:t>
             </w:r>
@@ -105,13 +111,13 @@
         </w:tc>
         <w:tc>
           <w:tcPr>
-            <w:tcW w:type="dxa" w:w="1235"/>
+            <w:tcW w:type="dxa" w:w="1425"/>
           </w:tcPr>
           <w:p>
             <w:r>
               <w:rPr>
                 <w:rFonts w:ascii="Times New Roman" w:hAnsi="Times New Roman" w:eastAsia="宋体"/>
-                <w:sz w:val="19"/>
+                <w:sz w:val="17"/>
               </w:rPr>
               <w:t>接口</w:t>
             </w:r>
@@ -119,13 +125,13 @@
         </w:tc>
         <w:tc>
           <w:tcPr>
-            <w:tcW w:type="dxa" w:w="1235"/>
+            <w:tcW w:type="dxa" w:w="1425"/>
           </w:tcPr>
           <w:p>
             <w:r>
               <w:rPr>
                 <w:rFonts w:ascii="Times New Roman" w:hAnsi="Times New Roman" w:eastAsia="宋体"/>
-                <w:sz w:val="19"/>
+                <w:sz w:val="17"/>
               </w:rPr>
               <w:t>用途</w:t>
             </w:r>
@@ -133,13 +139,13 @@
         </w:tc>
         <w:tc>
           <w:tcPr>
-            <w:tcW w:type="dxa" w:w="1235"/>
+            <w:tcW w:type="dxa" w:w="1425"/>
           </w:tcPr>
           <w:p>
             <w:r>
               <w:rPr>
                 <w:rFonts w:ascii="Times New Roman" w:hAnsi="Times New Roman" w:eastAsia="宋体"/>
-                <w:sz w:val="19"/>
+                <w:sz w:val="17"/>
               </w:rPr>
               <w:t>协议/方式</w:t>
             </w:r>
@@ -147,13 +153,13 @@
         </w:tc>
         <w:tc>
           <w:tcPr>
-            <w:tcW w:type="dxa" w:w="1235"/>
+            <w:tcW w:type="dxa" w:w="1425"/>
           </w:tcPr>
           <w:p>
             <w:r>
               <w:rPr>
                 <w:rFonts w:ascii="Times New Roman" w:hAnsi="Times New Roman" w:eastAsia="宋体"/>
-                <w:sz w:val="19"/>
+                <w:sz w:val="17"/>
               </w:rPr>
               <w:t>关键参数</w:t>
             </w:r>
@@ -161,13 +167,13 @@
         </w:tc>
         <w:tc>
           <w:tcPr>
-            <w:tcW w:type="dxa" w:w="1235"/>
+            <w:tcW w:type="dxa" w:w="1425"/>
           </w:tcPr>
           <w:p>
             <w:r>
               <w:rPr>
                 <w:rFonts w:ascii="Times New Roman" w:hAnsi="Times New Roman" w:eastAsia="宋体"/>
-                <w:sz w:val="19"/>
+                <w:sz w:val="17"/>
               </w:rPr>
               <w:t>关联需求</w:t>
             </w:r>
@@ -175,13 +181,13 @@
         </w:tc>
         <w:tc>
           <w:tcPr>
-            <w:tcW w:type="dxa" w:w="1235"/>
+            <w:tcW w:type="dxa" w:w="1425"/>
           </w:tcPr>
           <w:p>
             <w:r>
               <w:rPr>
                 <w:rFonts w:ascii="Times New Roman" w:hAnsi="Times New Roman" w:eastAsia="宋体"/>
-                <w:sz w:val="19"/>
+                <w:sz w:val="17"/>
               </w:rPr>
               <w:t>备注</w:t>
             </w:r>
@@ -191,13 +197,13 @@
       <w:tr>
         <w:tc>
           <w:tcPr>
-            <w:tcW w:type="dxa" w:w="1235"/>
+            <w:tcW w:type="dxa" w:w="1425"/>
           </w:tcPr>
           <w:p>
             <w:r>
               <w:rPr>
                 <w:rFonts w:ascii="Times New Roman" w:hAnsi="Times New Roman" w:eastAsia="宋体"/>
-                <w:sz w:val="19"/>
+                <w:sz w:val="17"/>
               </w:rPr>
               <w:t>EXT1</w:t>
             </w:r>
@@ -205,13 +211,13 @@
         </w:tc>
         <w:tc>
           <w:tcPr>
-            <w:tcW w:type="dxa" w:w="1235"/>
+            <w:tcW w:type="dxa" w:w="1425"/>
           </w:tcPr>
           <w:p>
             <w:r>
               <w:rPr>
                 <w:rFonts w:ascii="Times New Roman" w:hAnsi="Times New Roman" w:eastAsia="宋体"/>
-                <w:sz w:val="19"/>
+                <w:sz w:val="17"/>
               </w:rPr>
               <w:t>微信登录（code2Session）</w:t>
             </w:r>
@@ -219,13 +225,13 @@
         </w:tc>
         <w:tc>
           <w:tcPr>
-            <w:tcW w:type="dxa" w:w="1235"/>
+            <w:tcW w:type="dxa" w:w="1425"/>
           </w:tcPr>
           <w:p>
             <w:r>
               <w:rPr>
                 <w:rFonts w:ascii="Times New Roman" w:hAnsi="Times New Roman" w:eastAsia="宋体"/>
-                <w:sz w:val="19"/>
+                <w:sz w:val="17"/>
               </w:rPr>
               <w:t>小程序会员登录</w:t>
             </w:r>
@@ -233,13 +239,13 @@
         </w:tc>
         <w:tc>
           <w:tcPr>
-            <w:tcW w:type="dxa" w:w="1235"/>
+            <w:tcW w:type="dxa" w:w="1425"/>
           </w:tcPr>
           <w:p>
             <w:r>
               <w:rPr>
                 <w:rFonts w:ascii="Times New Roman" w:hAnsi="Times New Roman" w:eastAsia="宋体"/>
-                <w:sz w:val="19"/>
+                <w:sz w:val="17"/>
               </w:rPr>
               <w:t>HTTPS</w:t>
             </w:r>
@@ -247,13 +253,13 @@
         </w:tc>
         <w:tc>
           <w:tcPr>
-            <w:tcW w:type="dxa" w:w="1235"/>
+            <w:tcW w:type="dxa" w:w="1425"/>
           </w:tcPr>
           <w:p>
             <w:r>
               <w:rPr>
                 <w:rFonts w:ascii="Times New Roman" w:hAnsi="Times New Roman" w:eastAsia="宋体"/>
-                <w:sz w:val="19"/>
+                <w:sz w:val="17"/>
               </w:rPr>
               <w:t>code → openid/session_key</w:t>
             </w:r>
@@ -261,13 +267,13 @@
         </w:tc>
         <w:tc>
           <w:tcPr>
-            <w:tcW w:type="dxa" w:w="1235"/>
+            <w:tcW w:type="dxa" w:w="1425"/>
           </w:tcPr>
           <w:p>
             <w:r>
               <w:rPr>
                 <w:rFonts w:ascii="Times New Roman" w:hAnsi="Times New Roman" w:eastAsia="宋体"/>
-                <w:sz w:val="19"/>
+                <w:sz w:val="17"/>
               </w:rPr>
               <w:t>REQ-M0-001</w:t>
             </w:r>
@@ -275,13 +281,13 @@
         </w:tc>
         <w:tc>
           <w:tcPr>
-            <w:tcW w:type="dxa" w:w="1235"/>
+            <w:tcW w:type="dxa" w:w="1425"/>
           </w:tcPr>
           <w:p>
             <w:r>
               <w:rPr>
                 <w:rFonts w:ascii="Times New Roman" w:hAnsi="Times New Roman" w:eastAsia="宋体"/>
-                <w:sz w:val="19"/>
+                <w:sz w:val="17"/>
               </w:rPr>
               <w:t>需小程序主体资质（Q9）</w:t>
             </w:r>
@@ -291,13 +297,13 @@
       <w:tr>
         <w:tc>
           <w:tcPr>
-            <w:tcW w:type="dxa" w:w="1235"/>
+            <w:tcW w:type="dxa" w:w="1425"/>
           </w:tcPr>
           <w:p>
             <w:r>
               <w:rPr>
                 <w:rFonts w:ascii="Times New Roman" w:hAnsi="Times New Roman" w:eastAsia="宋体"/>
-                <w:sz w:val="19"/>
+                <w:sz w:val="17"/>
               </w:rPr>
               <w:t>EXT2</w:t>
             </w:r>
@@ -305,13 +311,13 @@
         </w:tc>
         <w:tc>
           <w:tcPr>
-            <w:tcW w:type="dxa" w:w="1235"/>
+            <w:tcW w:type="dxa" w:w="1425"/>
           </w:tcPr>
           <w:p>
             <w:r>
               <w:rPr>
                 <w:rFonts w:ascii="Times New Roman" w:hAnsi="Times New Roman" w:eastAsia="宋体"/>
-                <w:sz w:val="19"/>
+                <w:sz w:val="17"/>
               </w:rPr>
               <w:t>微信支付</w:t>
             </w:r>
@@ -319,13 +325,13 @@
         </w:tc>
         <w:tc>
           <w:tcPr>
-            <w:tcW w:type="dxa" w:w="1235"/>
+            <w:tcW w:type="dxa" w:w="1425"/>
           </w:tcPr>
           <w:p>
             <w:r>
               <w:rPr>
                 <w:rFonts w:ascii="Times New Roman" w:hAnsi="Times New Roman" w:eastAsia="宋体"/>
-                <w:sz w:val="19"/>
+                <w:sz w:val="17"/>
               </w:rPr>
               <w:t>会籍/课包支付</w:t>
             </w:r>
@@ -333,13 +339,13 @@
         </w:tc>
         <w:tc>
           <w:tcPr>
-            <w:tcW w:type="dxa" w:w="1235"/>
+            <w:tcW w:type="dxa" w:w="1425"/>
           </w:tcPr>
           <w:p>
             <w:r>
               <w:rPr>
                 <w:rFonts w:ascii="Times New Roman" w:hAnsi="Times New Roman" w:eastAsia="宋体"/>
-                <w:sz w:val="19"/>
+                <w:sz w:val="17"/>
               </w:rPr>
               <w:t>HTTPS</w:t>
             </w:r>
@@ -347,13 +353,13 @@
         </w:tc>
         <w:tc>
           <w:tcPr>
-            <w:tcW w:type="dxa" w:w="1235"/>
+            <w:tcW w:type="dxa" w:w="1425"/>
           </w:tcPr>
           <w:p>
             <w:r>
               <w:rPr>
                 <w:rFonts w:ascii="Times New Roman" w:hAnsi="Times New Roman" w:eastAsia="宋体"/>
-                <w:sz w:val="19"/>
+                <w:sz w:val="17"/>
               </w:rPr>
               <w:t>订单号、金额、openid</w:t>
             </w:r>
@@ -361,13 +367,13 @@
         </w:tc>
         <w:tc>
           <w:tcPr>
-            <w:tcW w:type="dxa" w:w="1235"/>
+            <w:tcW w:type="dxa" w:w="1425"/>
           </w:tcPr>
           <w:p>
             <w:r>
               <w:rPr>
                 <w:rFonts w:ascii="Times New Roman" w:hAnsi="Times New Roman" w:eastAsia="宋体"/>
-                <w:sz w:val="19"/>
+                <w:sz w:val="17"/>
               </w:rPr>
               <w:t>REQ-B5-001</w:t>
             </w:r>
@@ -375,13 +381,13 @@
         </w:tc>
         <w:tc>
           <w:tcPr>
-            <w:tcW w:type="dxa" w:w="1235"/>
+            <w:tcW w:type="dxa" w:w="1425"/>
           </w:tcPr>
           <w:p>
             <w:r>
               <w:rPr>
                 <w:rFonts w:ascii="Times New Roman" w:hAnsi="Times New Roman" w:eastAsia="宋体"/>
-                <w:sz w:val="19"/>
+                <w:sz w:val="17"/>
               </w:rPr>
               <w:t>需商户号（Q9）</w:t>
             </w:r>
@@ -391,13 +397,13 @@
       <w:tr>
         <w:tc>
           <w:tcPr>
-            <w:tcW w:type="dxa" w:w="1235"/>
+            <w:tcW w:type="dxa" w:w="1425"/>
           </w:tcPr>
           <w:p>
             <w:r>
               <w:rPr>
                 <w:rFonts w:ascii="Times New Roman" w:hAnsi="Times New Roman" w:eastAsia="宋体"/>
-                <w:sz w:val="19"/>
+                <w:sz w:val="17"/>
               </w:rPr>
               <w:t>EXT3</w:t>
             </w:r>
@@ -405,13 +411,13 @@
         </w:tc>
         <w:tc>
           <w:tcPr>
-            <w:tcW w:type="dxa" w:w="1235"/>
+            <w:tcW w:type="dxa" w:w="1425"/>
           </w:tcPr>
           <w:p>
             <w:r>
               <w:rPr>
                 <w:rFonts w:ascii="Times New Roman" w:hAnsi="Times New Roman" w:eastAsia="宋体"/>
-                <w:sz w:val="19"/>
+                <w:sz w:val="17"/>
               </w:rPr>
               <w:t>微信支付回调</w:t>
             </w:r>
@@ -419,13 +425,13 @@
         </w:tc>
         <w:tc>
           <w:tcPr>
-            <w:tcW w:type="dxa" w:w="1235"/>
+            <w:tcW w:type="dxa" w:w="1425"/>
           </w:tcPr>
           <w:p>
             <w:r>
               <w:rPr>
                 <w:rFonts w:ascii="Times New Roman" w:hAnsi="Times New Roman" w:eastAsia="宋体"/>
-                <w:sz w:val="19"/>
+                <w:sz w:val="17"/>
               </w:rPr>
               <w:t>支付结果通知</w:t>
             </w:r>
@@ -433,13 +439,13 @@
         </w:tc>
         <w:tc>
           <w:tcPr>
-            <w:tcW w:type="dxa" w:w="1235"/>
+            <w:tcW w:type="dxa" w:w="1425"/>
           </w:tcPr>
           <w:p>
             <w:r>
               <w:rPr>
                 <w:rFonts w:ascii="Times New Roman" w:hAnsi="Times New Roman" w:eastAsia="宋体"/>
-                <w:sz w:val="19"/>
+                <w:sz w:val="17"/>
               </w:rPr>
               <w:t>HTTPS 回调</w:t>
             </w:r>
@@ -447,13 +453,13 @@
         </w:tc>
         <w:tc>
           <w:tcPr>
-            <w:tcW w:type="dxa" w:w="1235"/>
+            <w:tcW w:type="dxa" w:w="1425"/>
           </w:tcPr>
           <w:p>
             <w:r>
               <w:rPr>
                 <w:rFonts w:ascii="Times New Roman" w:hAnsi="Times New Roman" w:eastAsia="宋体"/>
-                <w:sz w:val="19"/>
+                <w:sz w:val="17"/>
               </w:rPr>
               <w:t>交易状态、订单号</w:t>
             </w:r>
@@ -461,13 +467,13 @@
         </w:tc>
         <w:tc>
           <w:tcPr>
-            <w:tcW w:type="dxa" w:w="1235"/>
+            <w:tcW w:type="dxa" w:w="1425"/>
           </w:tcPr>
           <w:p>
             <w:r>
               <w:rPr>
                 <w:rFonts w:ascii="Times New Roman" w:hAnsi="Times New Roman" w:eastAsia="宋体"/>
-                <w:sz w:val="19"/>
+                <w:sz w:val="17"/>
               </w:rPr>
               <w:t>REQ-B5-001、REQ-B5-004</w:t>
             </w:r>
@@ -475,13 +481,13 @@
         </w:tc>
         <w:tc>
           <w:tcPr>
-            <w:tcW w:type="dxa" w:w="1235"/>
+            <w:tcW w:type="dxa" w:w="1425"/>
           </w:tcPr>
           <w:p>
             <w:r>
               <w:rPr>
                 <w:rFonts w:ascii="Times New Roman" w:hAnsi="Times New Roman" w:eastAsia="宋体"/>
-                <w:sz w:val="19"/>
+                <w:sz w:val="17"/>
               </w:rPr>
               <w:t>需验签与幂等</w:t>
             </w:r>
@@ -491,13 +497,13 @@
       <w:tr>
         <w:tc>
           <w:tcPr>
-            <w:tcW w:type="dxa" w:w="1235"/>
+            <w:tcW w:type="dxa" w:w="1425"/>
           </w:tcPr>
           <w:p>
             <w:r>
               <w:rPr>
                 <w:rFonts w:ascii="Times New Roman" w:hAnsi="Times New Roman" w:eastAsia="宋体"/>
-                <w:sz w:val="19"/>
+                <w:sz w:val="17"/>
               </w:rPr>
               <w:t>EXT4</w:t>
             </w:r>
@@ -505,13 +511,13 @@
         </w:tc>
         <w:tc>
           <w:tcPr>
-            <w:tcW w:type="dxa" w:w="1235"/>
+            <w:tcW w:type="dxa" w:w="1425"/>
           </w:tcPr>
           <w:p>
             <w:r>
               <w:rPr>
                 <w:rFonts w:ascii="Times New Roman" w:hAnsi="Times New Roman" w:eastAsia="宋体"/>
-                <w:sz w:val="19"/>
+                <w:sz w:val="17"/>
               </w:rPr>
               <w:t>小程序订阅消息</w:t>
             </w:r>
@@ -519,13 +525,13 @@
         </w:tc>
         <w:tc>
           <w:tcPr>
-            <w:tcW w:type="dxa" w:w="1235"/>
+            <w:tcW w:type="dxa" w:w="1425"/>
           </w:tcPr>
           <w:p>
             <w:r>
               <w:rPr>
                 <w:rFonts w:ascii="Times New Roman" w:hAnsi="Times New Roman" w:eastAsia="宋体"/>
-                <w:sz w:val="19"/>
+                <w:sz w:val="17"/>
               </w:rPr>
               <w:t>续费/爽约/课程提醒</w:t>
             </w:r>
@@ -533,13 +539,13 @@
         </w:tc>
         <w:tc>
           <w:tcPr>
-            <w:tcW w:type="dxa" w:w="1235"/>
+            <w:tcW w:type="dxa" w:w="1425"/>
           </w:tcPr>
           <w:p>
             <w:r>
               <w:rPr>
                 <w:rFonts w:ascii="Times New Roman" w:hAnsi="Times New Roman" w:eastAsia="宋体"/>
-                <w:sz w:val="19"/>
+                <w:sz w:val="17"/>
               </w:rPr>
               <w:t>HTTPS</w:t>
             </w:r>
@@ -547,13 +553,13 @@
         </w:tc>
         <w:tc>
           <w:tcPr>
-            <w:tcW w:type="dxa" w:w="1235"/>
+            <w:tcW w:type="dxa" w:w="1425"/>
           </w:tcPr>
           <w:p>
             <w:r>
               <w:rPr>
                 <w:rFonts w:ascii="Times New Roman" w:hAnsi="Times New Roman" w:eastAsia="宋体"/>
-                <w:sz w:val="19"/>
+                <w:sz w:val="17"/>
               </w:rPr>
               <w:t>openid、模板ID</w:t>
             </w:r>
@@ -561,13 +567,13 @@
         </w:tc>
         <w:tc>
           <w:tcPr>
-            <w:tcW w:type="dxa" w:w="1235"/>
+            <w:tcW w:type="dxa" w:w="1425"/>
           </w:tcPr>
           <w:p>
             <w:r>
               <w:rPr>
                 <w:rFonts w:ascii="Times New Roman" w:hAnsi="Times New Roman" w:eastAsia="宋体"/>
-                <w:sz w:val="19"/>
+                <w:sz w:val="17"/>
               </w:rPr>
               <w:t>REQ-B1-004、REQ-B8-005</w:t>
             </w:r>
@@ -575,13 +581,13 @@
         </w:tc>
         <w:tc>
           <w:tcPr>
-            <w:tcW w:type="dxa" w:w="1235"/>
+            <w:tcW w:type="dxa" w:w="1425"/>
           </w:tcPr>
           <w:p>
             <w:r>
               <w:rPr>
                 <w:rFonts w:ascii="Times New Roman" w:hAnsi="Times New Roman" w:eastAsia="宋体"/>
-                <w:sz w:val="19"/>
+                <w:sz w:val="17"/>
               </w:rPr>
               <w:t>与短信二选一（Q10）</w:t>
             </w:r>
@@ -591,13 +597,13 @@
       <w:tr>
         <w:tc>
           <w:tcPr>
-            <w:tcW w:type="dxa" w:w="1235"/>
+            <w:tcW w:type="dxa" w:w="1425"/>
           </w:tcPr>
           <w:p>
             <w:r>
               <w:rPr>
                 <w:rFonts w:ascii="Times New Roman" w:hAnsi="Times New Roman" w:eastAsia="宋体"/>
-                <w:sz w:val="19"/>
+                <w:sz w:val="17"/>
               </w:rPr>
               <w:t>EXT5</w:t>
             </w:r>
@@ -605,13 +611,13 @@
         </w:tc>
         <w:tc>
           <w:tcPr>
-            <w:tcW w:type="dxa" w:w="1235"/>
+            <w:tcW w:type="dxa" w:w="1425"/>
           </w:tcPr>
           <w:p>
             <w:r>
               <w:rPr>
                 <w:rFonts w:ascii="Times New Roman" w:hAnsi="Times New Roman" w:eastAsia="宋体"/>
-                <w:sz w:val="19"/>
+                <w:sz w:val="17"/>
               </w:rPr>
               <w:t>短信服务</w:t>
             </w:r>
@@ -619,13 +625,13 @@
         </w:tc>
         <w:tc>
           <w:tcPr>
-            <w:tcW w:type="dxa" w:w="1235"/>
+            <w:tcW w:type="dxa" w:w="1425"/>
           </w:tcPr>
           <w:p>
             <w:r>
               <w:rPr>
                 <w:rFonts w:ascii="Times New Roman" w:hAnsi="Times New Roman" w:eastAsia="宋体"/>
-                <w:sz w:val="19"/>
+                <w:sz w:val="17"/>
               </w:rPr>
               <w:t>兜底提醒</w:t>
             </w:r>
@@ -633,13 +639,13 @@
         </w:tc>
         <w:tc>
           <w:tcPr>
-            <w:tcW w:type="dxa" w:w="1235"/>
+            <w:tcW w:type="dxa" w:w="1425"/>
           </w:tcPr>
           <w:p>
             <w:r>
               <w:rPr>
                 <w:rFonts w:ascii="Times New Roman" w:hAnsi="Times New Roman" w:eastAsia="宋体"/>
-                <w:sz w:val="19"/>
+                <w:sz w:val="17"/>
               </w:rPr>
               <w:t>HTTPS</w:t>
             </w:r>
@@ -647,13 +653,13 @@
         </w:tc>
         <w:tc>
           <w:tcPr>
-            <w:tcW w:type="dxa" w:w="1235"/>
+            <w:tcW w:type="dxa" w:w="1425"/>
           </w:tcPr>
           <w:p>
             <w:r>
               <w:rPr>
                 <w:rFonts w:ascii="Times New Roman" w:hAnsi="Times New Roman" w:eastAsia="宋体"/>
-                <w:sz w:val="19"/>
+                <w:sz w:val="17"/>
               </w:rPr>
               <w:t>手机号、模板</w:t>
             </w:r>
@@ -661,13 +667,13 @@
         </w:tc>
         <w:tc>
           <w:tcPr>
-            <w:tcW w:type="dxa" w:w="1235"/>
+            <w:tcW w:type="dxa" w:w="1425"/>
           </w:tcPr>
           <w:p>
             <w:r>
               <w:rPr>
                 <w:rFonts w:ascii="Times New Roman" w:hAnsi="Times New Roman" w:eastAsia="宋体"/>
-                <w:sz w:val="19"/>
+                <w:sz w:val="17"/>
               </w:rPr>
               <w:t>REQ-B1-004</w:t>
             </w:r>
@@ -675,13 +681,13 @@
         </w:tc>
         <w:tc>
           <w:tcPr>
-            <w:tcW w:type="dxa" w:w="1235"/>
+            <w:tcW w:type="dxa" w:w="1425"/>
           </w:tcPr>
           <w:p>
             <w:r>
               <w:rPr>
                 <w:rFonts w:ascii="Times New Roman" w:hAnsi="Times New Roman" w:eastAsia="宋体"/>
-                <w:sz w:val="19"/>
+                <w:sz w:val="17"/>
               </w:rPr>
               <w:t>成本与通道待定（Q10）</w:t>
             </w:r>
@@ -691,13 +697,13 @@
       <w:tr>
         <w:tc>
           <w:tcPr>
-            <w:tcW w:type="dxa" w:w="1235"/>
+            <w:tcW w:type="dxa" w:w="1425"/>
           </w:tcPr>
           <w:p>
             <w:r>
               <w:rPr>
                 <w:rFonts w:ascii="Times New Roman" w:hAnsi="Times New Roman" w:eastAsia="宋体"/>
-                <w:sz w:val="19"/>
+                <w:sz w:val="17"/>
               </w:rPr>
               <w:t>编号</w:t>
             </w:r>
@@ -705,13 +711,13 @@
         </w:tc>
         <w:tc>
           <w:tcPr>
-            <w:tcW w:type="dxa" w:w="1235"/>
+            <w:tcW w:type="dxa" w:w="1425"/>
           </w:tcPr>
           <w:p>
             <w:r>
               <w:rPr>
                 <w:rFonts w:ascii="Times New Roman" w:hAnsi="Times New Roman" w:eastAsia="宋体"/>
-                <w:sz w:val="19"/>
+                <w:sz w:val="17"/>
               </w:rPr>
               <w:t>接口</w:t>
             </w:r>
@@ -719,13 +725,13 @@
         </w:tc>
         <w:tc>
           <w:tcPr>
-            <w:tcW w:type="dxa" w:w="1235"/>
+            <w:tcW w:type="dxa" w:w="1425"/>
           </w:tcPr>
           <w:p>
             <w:r>
               <w:rPr>
                 <w:rFonts w:ascii="Times New Roman" w:hAnsi="Times New Roman" w:eastAsia="宋体"/>
-                <w:sz w:val="19"/>
+                <w:sz w:val="17"/>
               </w:rPr>
               <w:t>方法</w:t>
             </w:r>
@@ -733,13 +739,13 @@
         </w:tc>
         <w:tc>
           <w:tcPr>
-            <w:tcW w:type="dxa" w:w="1235"/>
+            <w:tcW w:type="dxa" w:w="1425"/>
           </w:tcPr>
           <w:p>
             <w:r>
               <w:rPr>
                 <w:rFonts w:ascii="Times New Roman" w:hAnsi="Times New Roman" w:eastAsia="宋体"/>
-                <w:sz w:val="19"/>
+                <w:sz w:val="17"/>
               </w:rPr>
               <w:t>用途</w:t>
             </w:r>
@@ -747,13 +753,13 @@
         </w:tc>
         <w:tc>
           <w:tcPr>
-            <w:tcW w:type="dxa" w:w="1235"/>
+            <w:tcW w:type="dxa" w:w="1425"/>
           </w:tcPr>
           <w:p>
             <w:r>
               <w:rPr>
                 <w:rFonts w:ascii="Times New Roman" w:hAnsi="Times New Roman" w:eastAsia="宋体"/>
-                <w:sz w:val="19"/>
+                <w:sz w:val="17"/>
               </w:rPr>
               <w:t>主要入参</w:t>
             </w:r>
@@ -761,13 +767,13 @@
         </w:tc>
         <w:tc>
           <w:tcPr>
-            <w:tcW w:type="dxa" w:w="1235"/>
+            <w:tcW w:type="dxa" w:w="1425"/>
           </w:tcPr>
           <w:p>
             <w:r>
               <w:rPr>
                 <w:rFonts w:ascii="Times New Roman" w:hAnsi="Times New Roman" w:eastAsia="宋体"/>
-                <w:sz w:val="19"/>
+                <w:sz w:val="17"/>
               </w:rPr>
               <w:t>主要出参</w:t>
             </w:r>
@@ -775,13 +781,13 @@
         </w:tc>
         <w:tc>
           <w:tcPr>
-            <w:tcW w:type="dxa" w:w="1235"/>
+            <w:tcW w:type="dxa" w:w="1425"/>
           </w:tcPr>
           <w:p>
             <w:r>
               <w:rPr>
                 <w:rFonts w:ascii="Times New Roman" w:hAnsi="Times New Roman" w:eastAsia="宋体"/>
-                <w:sz w:val="19"/>
+                <w:sz w:val="17"/>
               </w:rPr>
               <w:t>关联需求</w:t>
             </w:r>
@@ -791,13 +797,13 @@
       <w:tr>
         <w:tc>
           <w:tcPr>
-            <w:tcW w:type="dxa" w:w="1235"/>
+            <w:tcW w:type="dxa" w:w="1425"/>
           </w:tcPr>
           <w:p>
             <w:r>
               <w:rPr>
                 <w:rFonts w:ascii="Times New Roman" w:hAnsi="Times New Roman" w:eastAsia="宋体"/>
-                <w:sz w:val="19"/>
+                <w:sz w:val="17"/>
               </w:rPr>
               <w:t>API-M1-01</w:t>
             </w:r>
@@ -805,13 +811,13 @@
         </w:tc>
         <w:tc>
           <w:tcPr>
-            <w:tcW w:type="dxa" w:w="1235"/>
+            <w:tcW w:type="dxa" w:w="1425"/>
           </w:tcPr>
           <w:p>
             <w:r>
               <w:rPr>
                 <w:rFonts w:ascii="Times New Roman" w:hAnsi="Times New Roman" w:eastAsia="宋体"/>
-                <w:sz w:val="19"/>
+                <w:sz w:val="17"/>
               </w:rPr>
               <w:t>/members</w:t>
             </w:r>
@@ -819,13 +825,13 @@
         </w:tc>
         <w:tc>
           <w:tcPr>
-            <w:tcW w:type="dxa" w:w="1235"/>
+            <w:tcW w:type="dxa" w:w="1425"/>
           </w:tcPr>
           <w:p>
             <w:r>
               <w:rPr>
                 <w:rFonts w:ascii="Times New Roman" w:hAnsi="Times New Roman" w:eastAsia="宋体"/>
-                <w:sz w:val="19"/>
+                <w:sz w:val="17"/>
               </w:rPr>
               <w:t>POST</w:t>
             </w:r>
@@ -833,13 +839,13 @@
         </w:tc>
         <w:tc>
           <w:tcPr>
-            <w:tcW w:type="dxa" w:w="1235"/>
+            <w:tcW w:type="dxa" w:w="1425"/>
           </w:tcPr>
           <w:p>
             <w:r>
               <w:rPr>
                 <w:rFonts w:ascii="Times New Roman" w:hAnsi="Times New Roman" w:eastAsia="宋体"/>
-                <w:sz w:val="19"/>
+                <w:sz w:val="17"/>
               </w:rPr>
               <w:t>新建会员</w:t>
             </w:r>
@@ -847,13 +853,13 @@
         </w:tc>
         <w:tc>
           <w:tcPr>
-            <w:tcW w:type="dxa" w:w="1235"/>
+            <w:tcW w:type="dxa" w:w="1425"/>
           </w:tcPr>
           <w:p>
             <w:r>
               <w:rPr>
                 <w:rFonts w:ascii="Times New Roman" w:hAnsi="Times New Roman" w:eastAsia="宋体"/>
-                <w:sz w:val="19"/>
+                <w:sz w:val="17"/>
               </w:rPr>
               <w:t>姓名、手机号</w:t>
             </w:r>
@@ -861,13 +867,13 @@
         </w:tc>
         <w:tc>
           <w:tcPr>
-            <w:tcW w:type="dxa" w:w="1235"/>
+            <w:tcW w:type="dxa" w:w="1425"/>
           </w:tcPr>
           <w:p>
             <w:r>
               <w:rPr>
                 <w:rFonts w:ascii="Times New Roman" w:hAnsi="Times New Roman" w:eastAsia="宋体"/>
-                <w:sz w:val="19"/>
+                <w:sz w:val="17"/>
               </w:rPr>
               <w:t>会员ID</w:t>
             </w:r>
@@ -875,13 +881,13 @@
         </w:tc>
         <w:tc>
           <w:tcPr>
-            <w:tcW w:type="dxa" w:w="1235"/>
+            <w:tcW w:type="dxa" w:w="1425"/>
           </w:tcPr>
           <w:p>
             <w:r>
               <w:rPr>
                 <w:rFonts w:ascii="Times New Roman" w:hAnsi="Times New Roman" w:eastAsia="宋体"/>
-                <w:sz w:val="19"/>
+                <w:sz w:val="17"/>
               </w:rPr>
               <w:t>REQ-B1-001</w:t>
             </w:r>
@@ -891,13 +897,13 @@
       <w:tr>
         <w:tc>
           <w:tcPr>
-            <w:tcW w:type="dxa" w:w="1235"/>
+            <w:tcW w:type="dxa" w:w="1425"/>
           </w:tcPr>
           <w:p>
             <w:r>
               <w:rPr>
                 <w:rFonts w:ascii="Times New Roman" w:hAnsi="Times New Roman" w:eastAsia="宋体"/>
-                <w:sz w:val="19"/>
+                <w:sz w:val="17"/>
               </w:rPr>
               <w:t>API-M1-02</w:t>
             </w:r>
@@ -905,13 +911,13 @@
         </w:tc>
         <w:tc>
           <w:tcPr>
-            <w:tcW w:type="dxa" w:w="1235"/>
+            <w:tcW w:type="dxa" w:w="1425"/>
           </w:tcPr>
           <w:p>
             <w:r>
               <w:rPr>
                 <w:rFonts w:ascii="Times New Roman" w:hAnsi="Times New Roman" w:eastAsia="宋体"/>
-                <w:sz w:val="19"/>
+                <w:sz w:val="17"/>
               </w:rPr>
               <w:t>/members/{id}/memberships</w:t>
             </w:r>
@@ -919,13 +925,13 @@
         </w:tc>
         <w:tc>
           <w:tcPr>
-            <w:tcW w:type="dxa" w:w="1235"/>
+            <w:tcW w:type="dxa" w:w="1425"/>
           </w:tcPr>
           <w:p>
             <w:r>
               <w:rPr>
                 <w:rFonts w:ascii="Times New Roman" w:hAnsi="Times New Roman" w:eastAsia="宋体"/>
-                <w:sz w:val="19"/>
+                <w:sz w:val="17"/>
               </w:rPr>
               <w:t>POST</w:t>
             </w:r>
@@ -933,13 +939,13 @@
         </w:tc>
         <w:tc>
           <w:tcPr>
-            <w:tcW w:type="dxa" w:w="1235"/>
+            <w:tcW w:type="dxa" w:w="1425"/>
           </w:tcPr>
           <w:p>
             <w:r>
               <w:rPr>
                 <w:rFonts w:ascii="Times New Roman" w:hAnsi="Times New Roman" w:eastAsia="宋体"/>
-                <w:sz w:val="19"/>
+                <w:sz w:val="17"/>
               </w:rPr>
               <w:t>办卡/续费</w:t>
             </w:r>
@@ -947,13 +953,13 @@
         </w:tc>
         <w:tc>
           <w:tcPr>
-            <w:tcW w:type="dxa" w:w="1235"/>
+            <w:tcW w:type="dxa" w:w="1425"/>
           </w:tcPr>
           <w:p>
             <w:r>
               <w:rPr>
                 <w:rFonts w:ascii="Times New Roman" w:hAnsi="Times New Roman" w:eastAsia="宋体"/>
-                <w:sz w:val="19"/>
+                <w:sz w:val="17"/>
               </w:rPr>
               <w:t>会籍类型、金额</w:t>
             </w:r>
@@ -961,13 +967,13 @@
         </w:tc>
         <w:tc>
           <w:tcPr>
-            <w:tcW w:type="dxa" w:w="1235"/>
+            <w:tcW w:type="dxa" w:w="1425"/>
           </w:tcPr>
           <w:p>
             <w:r>
               <w:rPr>
                 <w:rFonts w:ascii="Times New Roman" w:hAnsi="Times New Roman" w:eastAsia="宋体"/>
-                <w:sz w:val="19"/>
+                <w:sz w:val="17"/>
               </w:rPr>
               <w:t>合同、状态</w:t>
             </w:r>
@@ -975,13 +981,13 @@
         </w:tc>
         <w:tc>
           <w:tcPr>
-            <w:tcW w:type="dxa" w:w="1235"/>
+            <w:tcW w:type="dxa" w:w="1425"/>
           </w:tcPr>
           <w:p>
             <w:r>
               <w:rPr>
                 <w:rFonts w:ascii="Times New Roman" w:hAnsi="Times New Roman" w:eastAsia="宋体"/>
-                <w:sz w:val="19"/>
+                <w:sz w:val="17"/>
               </w:rPr>
               <w:t>REQ-B1-002</w:t>
             </w:r>
@@ -991,13 +997,13 @@
       <w:tr>
         <w:tc>
           <w:tcPr>
-            <w:tcW w:type="dxa" w:w="1235"/>
+            <w:tcW w:type="dxa" w:w="1425"/>
           </w:tcPr>
           <w:p>
             <w:r>
               <w:rPr>
                 <w:rFonts w:ascii="Times New Roman" w:hAnsi="Times New Roman" w:eastAsia="宋体"/>
-                <w:sz w:val="19"/>
+                <w:sz w:val="17"/>
               </w:rPr>
               <w:t>API-M1-03</w:t>
             </w:r>
@@ -1005,13 +1011,13 @@
         </w:tc>
         <w:tc>
           <w:tcPr>
-            <w:tcW w:type="dxa" w:w="1235"/>
+            <w:tcW w:type="dxa" w:w="1425"/>
           </w:tcPr>
           <w:p>
             <w:r>
               <w:rPr>
                 <w:rFonts w:ascii="Times New Roman" w:hAnsi="Times New Roman" w:eastAsia="宋体"/>
-                <w:sz w:val="19"/>
+                <w:sz w:val="17"/>
               </w:rPr>
               <w:t>/memberships/{id}/freeze</w:t>
             </w:r>
@@ -1019,13 +1025,13 @@
         </w:tc>
         <w:tc>
           <w:tcPr>
-            <w:tcW w:type="dxa" w:w="1235"/>
+            <w:tcW w:type="dxa" w:w="1425"/>
           </w:tcPr>
           <w:p>
             <w:r>
               <w:rPr>
                 <w:rFonts w:ascii="Times New Roman" w:hAnsi="Times New Roman" w:eastAsia="宋体"/>
-                <w:sz w:val="19"/>
+                <w:sz w:val="17"/>
               </w:rPr>
               <w:t>POST</w:t>
             </w:r>
@@ -1033,13 +1039,13 @@
         </w:tc>
         <w:tc>
           <w:tcPr>
-            <w:tcW w:type="dxa" w:w="1235"/>
+            <w:tcW w:type="dxa" w:w="1425"/>
           </w:tcPr>
           <w:p>
             <w:r>
               <w:rPr>
                 <w:rFonts w:ascii="Times New Roman" w:hAnsi="Times New Roman" w:eastAsia="宋体"/>
-                <w:sz w:val="19"/>
+                <w:sz w:val="17"/>
               </w:rPr>
               <w:t>冻结/解冻</w:t>
             </w:r>
@@ -1047,13 +1053,13 @@
         </w:tc>
         <w:tc>
           <w:tcPr>
-            <w:tcW w:type="dxa" w:w="1235"/>
+            <w:tcW w:type="dxa" w:w="1425"/>
           </w:tcPr>
           <w:p>
             <w:r>
               <w:rPr>
                 <w:rFonts w:ascii="Times New Roman" w:hAnsi="Times New Roman" w:eastAsia="宋体"/>
-                <w:sz w:val="19"/>
+                <w:sz w:val="17"/>
               </w:rPr>
               <w:t>原因</w:t>
             </w:r>
@@ -1061,13 +1067,13 @@
         </w:tc>
         <w:tc>
           <w:tcPr>
-            <w:tcW w:type="dxa" w:w="1235"/>
+            <w:tcW w:type="dxa" w:w="1425"/>
           </w:tcPr>
           <w:p>
             <w:r>
               <w:rPr>
                 <w:rFonts w:ascii="Times New Roman" w:hAnsi="Times New Roman" w:eastAsia="宋体"/>
-                <w:sz w:val="19"/>
+                <w:sz w:val="17"/>
               </w:rPr>
               <w:t>状态</w:t>
             </w:r>
@@ -1075,13 +1081,13 @@
         </w:tc>
         <w:tc>
           <w:tcPr>
-            <w:tcW w:type="dxa" w:w="1235"/>
+            <w:tcW w:type="dxa" w:w="1425"/>
           </w:tcPr>
           <w:p>
             <w:r>
               <w:rPr>
                 <w:rFonts w:ascii="Times New Roman" w:hAnsi="Times New Roman" w:eastAsia="宋体"/>
-                <w:sz w:val="19"/>
+                <w:sz w:val="17"/>
               </w:rPr>
               <w:t>REQ-B1-003</w:t>
             </w:r>
@@ -1091,13 +1097,13 @@
       <w:tr>
         <w:tc>
           <w:tcPr>
-            <w:tcW w:type="dxa" w:w="1235"/>
+            <w:tcW w:type="dxa" w:w="1425"/>
           </w:tcPr>
           <w:p>
             <w:r>
               <w:rPr>
                 <w:rFonts w:ascii="Times New Roman" w:hAnsi="Times New Roman" w:eastAsia="宋体"/>
-                <w:sz w:val="19"/>
+                <w:sz w:val="17"/>
               </w:rPr>
               <w:t>API-M3-01</w:t>
             </w:r>
@@ -1105,13 +1111,13 @@
         </w:tc>
         <w:tc>
           <w:tcPr>
-            <w:tcW w:type="dxa" w:w="1235"/>
+            <w:tcW w:type="dxa" w:w="1425"/>
           </w:tcPr>
           <w:p>
             <w:r>
               <w:rPr>
                 <w:rFonts w:ascii="Times New Roman" w:hAnsi="Times New Roman" w:eastAsia="宋体"/>
-                <w:sz w:val="19"/>
+                <w:sz w:val="17"/>
               </w:rPr>
               <w:t>/courses</w:t>
             </w:r>
@@ -1119,13 +1125,13 @@
         </w:tc>
         <w:tc>
           <w:tcPr>
-            <w:tcW w:type="dxa" w:w="1235"/>
+            <w:tcW w:type="dxa" w:w="1425"/>
           </w:tcPr>
           <w:p>
             <w:r>
               <w:rPr>
                 <w:rFonts w:ascii="Times New Roman" w:hAnsi="Times New Roman" w:eastAsia="宋体"/>
-                <w:sz w:val="19"/>
+                <w:sz w:val="17"/>
               </w:rPr>
               <w:t>POST</w:t>
             </w:r>
@@ -1133,13 +1139,13 @@
         </w:tc>
         <w:tc>
           <w:tcPr>
-            <w:tcW w:type="dxa" w:w="1235"/>
+            <w:tcW w:type="dxa" w:w="1425"/>
           </w:tcPr>
           <w:p>
             <w:r>
               <w:rPr>
                 <w:rFonts w:ascii="Times New Roman" w:hAnsi="Times New Roman" w:eastAsia="宋体"/>
-                <w:sz w:val="19"/>
+                <w:sz w:val="17"/>
               </w:rPr>
               <w:t>排课</w:t>
             </w:r>
@@ -1147,13 +1153,13 @@
         </w:tc>
         <w:tc>
           <w:tcPr>
-            <w:tcW w:type="dxa" w:w="1235"/>
+            <w:tcW w:type="dxa" w:w="1425"/>
           </w:tcPr>
           <w:p>
             <w:r>
               <w:rPr>
                 <w:rFonts w:ascii="Times New Roman" w:hAnsi="Times New Roman" w:eastAsia="宋体"/>
-                <w:sz w:val="19"/>
+                <w:sz w:val="17"/>
               </w:rPr>
               <w:t>教练、时间、场地、容量</w:t>
             </w:r>
@@ -1161,13 +1167,13 @@
         </w:tc>
         <w:tc>
           <w:tcPr>
-            <w:tcW w:type="dxa" w:w="1235"/>
+            <w:tcW w:type="dxa" w:w="1425"/>
           </w:tcPr>
           <w:p>
             <w:r>
               <w:rPr>
                 <w:rFonts w:ascii="Times New Roman" w:hAnsi="Times New Roman" w:eastAsia="宋体"/>
-                <w:sz w:val="19"/>
+                <w:sz w:val="17"/>
               </w:rPr>
               <w:t>课程ID</w:t>
             </w:r>
@@ -1175,13 +1181,13 @@
         </w:tc>
         <w:tc>
           <w:tcPr>
-            <w:tcW w:type="dxa" w:w="1235"/>
+            <w:tcW w:type="dxa" w:w="1425"/>
           </w:tcPr>
           <w:p>
             <w:r>
               <w:rPr>
                 <w:rFonts w:ascii="Times New Roman" w:hAnsi="Times New Roman" w:eastAsia="宋体"/>
-                <w:sz w:val="19"/>
+                <w:sz w:val="17"/>
               </w:rPr>
               <w:t>REQ-B3-001</w:t>
             </w:r>
@@ -1191,13 +1197,13 @@
       <w:tr>
         <w:tc>
           <w:tcPr>
-            <w:tcW w:type="dxa" w:w="1235"/>
+            <w:tcW w:type="dxa" w:w="1425"/>
           </w:tcPr>
           <w:p>
             <w:r>
               <w:rPr>
                 <w:rFonts w:ascii="Times New Roman" w:hAnsi="Times New Roman" w:eastAsia="宋体"/>
-                <w:sz w:val="19"/>
+                <w:sz w:val="17"/>
               </w:rPr>
               <w:t>API-M4-01</w:t>
             </w:r>
@@ -1205,13 +1211,13 @@
         </w:tc>
         <w:tc>
           <w:tcPr>
-            <w:tcW w:type="dxa" w:w="1235"/>
+            <w:tcW w:type="dxa" w:w="1425"/>
           </w:tcPr>
           <w:p>
             <w:r>
               <w:rPr>
                 <w:rFonts w:ascii="Times New Roman" w:hAnsi="Times New Roman" w:eastAsia="宋体"/>
-                <w:sz w:val="19"/>
+                <w:sz w:val="17"/>
               </w:rPr>
               <w:t>/bookings</w:t>
             </w:r>
@@ -1219,13 +1225,13 @@
         </w:tc>
         <w:tc>
           <w:tcPr>
-            <w:tcW w:type="dxa" w:w="1235"/>
+            <w:tcW w:type="dxa" w:w="1425"/>
           </w:tcPr>
           <w:p>
             <w:r>
               <w:rPr>
                 <w:rFonts w:ascii="Times New Roman" w:hAnsi="Times New Roman" w:eastAsia="宋体"/>
-                <w:sz w:val="19"/>
+                <w:sz w:val="17"/>
               </w:rPr>
               <w:t>POST</w:t>
             </w:r>
@@ -1233,13 +1239,13 @@
         </w:tc>
         <w:tc>
           <w:tcPr>
-            <w:tcW w:type="dxa" w:w="1235"/>
+            <w:tcW w:type="dxa" w:w="1425"/>
           </w:tcPr>
           <w:p>
             <w:r>
               <w:rPr>
                 <w:rFonts w:ascii="Times New Roman" w:hAnsi="Times New Roman" w:eastAsia="宋体"/>
-                <w:sz w:val="19"/>
+                <w:sz w:val="17"/>
               </w:rPr>
               <w:t>约课</w:t>
             </w:r>
@@ -1247,13 +1253,13 @@
         </w:tc>
         <w:tc>
           <w:tcPr>
-            <w:tcW w:type="dxa" w:w="1235"/>
+            <w:tcW w:type="dxa" w:w="1425"/>
           </w:tcPr>
           <w:p>
             <w:r>
               <w:rPr>
                 <w:rFonts w:ascii="Times New Roman" w:hAnsi="Times New Roman" w:eastAsia="宋体"/>
-                <w:sz w:val="19"/>
+                <w:sz w:val="17"/>
               </w:rPr>
               <w:t>memberId、courseId</w:t>
             </w:r>
@@ -1261,13 +1267,13 @@
         </w:tc>
         <w:tc>
           <w:tcPr>
-            <w:tcW w:type="dxa" w:w="1235"/>
+            <w:tcW w:type="dxa" w:w="1425"/>
           </w:tcPr>
           <w:p>
             <w:r>
               <w:rPr>
                 <w:rFonts w:ascii="Times New Roman" w:hAnsi="Times New Roman" w:eastAsia="宋体"/>
-                <w:sz w:val="19"/>
+                <w:sz w:val="17"/>
               </w:rPr>
               <w:t>预约ID、状态</w:t>
             </w:r>
@@ -1275,13 +1281,13 @@
         </w:tc>
         <w:tc>
           <w:tcPr>
-            <w:tcW w:type="dxa" w:w="1235"/>
+            <w:tcW w:type="dxa" w:w="1425"/>
           </w:tcPr>
           <w:p>
             <w:r>
               <w:rPr>
                 <w:rFonts w:ascii="Times New Roman" w:hAnsi="Times New Roman" w:eastAsia="宋体"/>
-                <w:sz w:val="19"/>
+                <w:sz w:val="17"/>
               </w:rPr>
               <w:t>REQ-B4-001</w:t>
             </w:r>
@@ -1291,13 +1297,13 @@
       <w:tr>
         <w:tc>
           <w:tcPr>
-            <w:tcW w:type="dxa" w:w="1235"/>
+            <w:tcW w:type="dxa" w:w="1425"/>
           </w:tcPr>
           <w:p>
             <w:r>
               <w:rPr>
                 <w:rFonts w:ascii="Times New Roman" w:hAnsi="Times New Roman" w:eastAsia="宋体"/>
-                <w:sz w:val="19"/>
+                <w:sz w:val="17"/>
               </w:rPr>
               <w:t>API-M4-02</w:t>
             </w:r>
@@ -1305,13 +1311,13 @@
         </w:tc>
         <w:tc>
           <w:tcPr>
-            <w:tcW w:type="dxa" w:w="1235"/>
+            <w:tcW w:type="dxa" w:w="1425"/>
           </w:tcPr>
           <w:p>
             <w:r>
               <w:rPr>
                 <w:rFonts w:ascii="Times New Roman" w:hAnsi="Times New Roman" w:eastAsia="宋体"/>
-                <w:sz w:val="19"/>
+                <w:sz w:val="17"/>
               </w:rPr>
               <w:t>/bookings/{id}/checkin</w:t>
             </w:r>
@@ -1319,13 +1325,13 @@
         </w:tc>
         <w:tc>
           <w:tcPr>
-            <w:tcW w:type="dxa" w:w="1235"/>
+            <w:tcW w:type="dxa" w:w="1425"/>
           </w:tcPr>
           <w:p>
             <w:r>
               <w:rPr>
                 <w:rFonts w:ascii="Times New Roman" w:hAnsi="Times New Roman" w:eastAsia="宋体"/>
-                <w:sz w:val="19"/>
+                <w:sz w:val="17"/>
               </w:rPr>
               <w:t>POST</w:t>
             </w:r>
@@ -1333,13 +1339,13 @@
         </w:tc>
         <w:tc>
           <w:tcPr>
-            <w:tcW w:type="dxa" w:w="1235"/>
+            <w:tcW w:type="dxa" w:w="1425"/>
           </w:tcPr>
           <w:p>
             <w:r>
               <w:rPr>
                 <w:rFonts w:ascii="Times New Roman" w:hAnsi="Times New Roman" w:eastAsia="宋体"/>
-                <w:sz w:val="19"/>
+                <w:sz w:val="17"/>
               </w:rPr>
               <w:t>签到</w:t>
             </w:r>
@@ -1347,13 +1353,13 @@
         </w:tc>
         <w:tc>
           <w:tcPr>
-            <w:tcW w:type="dxa" w:w="1235"/>
+            <w:tcW w:type="dxa" w:w="1425"/>
           </w:tcPr>
           <w:p>
             <w:r>
               <w:rPr>
                 <w:rFonts w:ascii="Times New Roman" w:hAnsi="Times New Roman" w:eastAsia="宋体"/>
-                <w:sz w:val="19"/>
+                <w:sz w:val="17"/>
               </w:rPr>
               <w:t>会员标识、时间</w:t>
             </w:r>
@@ -1361,13 +1367,13 @@
         </w:tc>
         <w:tc>
           <w:tcPr>
-            <w:tcW w:type="dxa" w:w="1235"/>
+            <w:tcW w:type="dxa" w:w="1425"/>
           </w:tcPr>
           <w:p>
             <w:r>
               <w:rPr>
                 <w:rFonts w:ascii="Times New Roman" w:hAnsi="Times New Roman" w:eastAsia="宋体"/>
-                <w:sz w:val="19"/>
+                <w:sz w:val="17"/>
               </w:rPr>
               <w:t>状态</w:t>
             </w:r>
@@ -1375,13 +1381,13 @@
         </w:tc>
         <w:tc>
           <w:tcPr>
-            <w:tcW w:type="dxa" w:w="1235"/>
+            <w:tcW w:type="dxa" w:w="1425"/>
           </w:tcPr>
           <w:p>
             <w:r>
               <w:rPr>
                 <w:rFonts w:ascii="Times New Roman" w:hAnsi="Times New Roman" w:eastAsia="宋体"/>
-                <w:sz w:val="19"/>
+                <w:sz w:val="17"/>
               </w:rPr>
               <w:t>REQ-B4-002</w:t>
             </w:r>
@@ -1391,13 +1397,13 @@
       <w:tr>
         <w:tc>
           <w:tcPr>
-            <w:tcW w:type="dxa" w:w="1235"/>
+            <w:tcW w:type="dxa" w:w="1425"/>
           </w:tcPr>
           <w:p>
             <w:r>
               <w:rPr>
                 <w:rFonts w:ascii="Times New Roman" w:hAnsi="Times New Roman" w:eastAsia="宋体"/>
-                <w:sz w:val="19"/>
+                <w:sz w:val="17"/>
               </w:rPr>
               <w:t>API-M4-03</w:t>
             </w:r>
@@ -1405,13 +1411,13 @@
         </w:tc>
         <w:tc>
           <w:tcPr>
-            <w:tcW w:type="dxa" w:w="1235"/>
+            <w:tcW w:type="dxa" w:w="1425"/>
           </w:tcPr>
           <w:p>
             <w:r>
               <w:rPr>
                 <w:rFonts w:ascii="Times New Roman" w:hAnsi="Times New Roman" w:eastAsia="宋体"/>
-                <w:sz w:val="19"/>
+                <w:sz w:val="17"/>
               </w:rPr>
               <w:t>/bookings/{id}/cancel</w:t>
             </w:r>
@@ -1419,13 +1425,13 @@
         </w:tc>
         <w:tc>
           <w:tcPr>
-            <w:tcW w:type="dxa" w:w="1235"/>
+            <w:tcW w:type="dxa" w:w="1425"/>
           </w:tcPr>
           <w:p>
             <w:r>
               <w:rPr>
                 <w:rFonts w:ascii="Times New Roman" w:hAnsi="Times New Roman" w:eastAsia="宋体"/>
-                <w:sz w:val="19"/>
+                <w:sz w:val="17"/>
               </w:rPr>
               <w:t>POST</w:t>
             </w:r>
@@ -1433,13 +1439,13 @@
         </w:tc>
         <w:tc>
           <w:tcPr>
-            <w:tcW w:type="dxa" w:w="1235"/>
+            <w:tcW w:type="dxa" w:w="1425"/>
           </w:tcPr>
           <w:p>
             <w:r>
               <w:rPr>
                 <w:rFonts w:ascii="Times New Roman" w:hAnsi="Times New Roman" w:eastAsia="宋体"/>
-                <w:sz w:val="19"/>
+                <w:sz w:val="17"/>
               </w:rPr>
               <w:t>取消预约</w:t>
             </w:r>
@@ -1447,13 +1453,13 @@
         </w:tc>
         <w:tc>
           <w:tcPr>
-            <w:tcW w:type="dxa" w:w="1235"/>
+            <w:tcW w:type="dxa" w:w="1425"/>
           </w:tcPr>
           <w:p>
             <w:r>
               <w:rPr>
                 <w:rFonts w:ascii="Times New Roman" w:hAnsi="Times New Roman" w:eastAsia="宋体"/>
-                <w:sz w:val="19"/>
+                <w:sz w:val="17"/>
               </w:rPr>
               <w:t>预约ID</w:t>
             </w:r>
@@ -1461,13 +1467,13 @@
         </w:tc>
         <w:tc>
           <w:tcPr>
-            <w:tcW w:type="dxa" w:w="1235"/>
+            <w:tcW w:type="dxa" w:w="1425"/>
           </w:tcPr>
           <w:p>
             <w:r>
               <w:rPr>
                 <w:rFonts w:ascii="Times New Roman" w:hAnsi="Times New Roman" w:eastAsia="宋体"/>
-                <w:sz w:val="19"/>
+                <w:sz w:val="17"/>
               </w:rPr>
               <w:t>状态</w:t>
             </w:r>
@@ -1475,13 +1481,13 @@
         </w:tc>
         <w:tc>
           <w:tcPr>
-            <w:tcW w:type="dxa" w:w="1235"/>
+            <w:tcW w:type="dxa" w:w="1425"/>
           </w:tcPr>
           <w:p>
             <w:r>
               <w:rPr>
                 <w:rFonts w:ascii="Times New Roman" w:hAnsi="Times New Roman" w:eastAsia="宋体"/>
-                <w:sz w:val="19"/>
+                <w:sz w:val="17"/>
               </w:rPr>
               <w:t>R3</w:t>
             </w:r>
@@ -1491,13 +1497,13 @@
       <w:tr>
         <w:tc>
           <w:tcPr>
-            <w:tcW w:type="dxa" w:w="1235"/>
+            <w:tcW w:type="dxa" w:w="1425"/>
           </w:tcPr>
           <w:p>
             <w:r>
               <w:rPr>
                 <w:rFonts w:ascii="Times New Roman" w:hAnsi="Times New Roman" w:eastAsia="宋体"/>
-                <w:sz w:val="19"/>
+                <w:sz w:val="17"/>
               </w:rPr>
               <w:t>API-M5-01</w:t>
             </w:r>
@@ -1505,13 +1511,13 @@
         </w:tc>
         <w:tc>
           <w:tcPr>
-            <w:tcW w:type="dxa" w:w="1235"/>
+            <w:tcW w:type="dxa" w:w="1425"/>
           </w:tcPr>
           <w:p>
             <w:r>
               <w:rPr>
                 <w:rFonts w:ascii="Times New Roman" w:hAnsi="Times New Roman" w:eastAsia="宋体"/>
-                <w:sz w:val="19"/>
+                <w:sz w:val="17"/>
               </w:rPr>
               <w:t>/orders</w:t>
             </w:r>
@@ -1519,13 +1525,13 @@
         </w:tc>
         <w:tc>
           <w:tcPr>
-            <w:tcW w:type="dxa" w:w="1235"/>
+            <w:tcW w:type="dxa" w:w="1425"/>
           </w:tcPr>
           <w:p>
             <w:r>
               <w:rPr>
                 <w:rFonts w:ascii="Times New Roman" w:hAnsi="Times New Roman" w:eastAsia="宋体"/>
-                <w:sz w:val="19"/>
+                <w:sz w:val="17"/>
               </w:rPr>
               <w:t>POST</w:t>
             </w:r>
@@ -1533,13 +1539,13 @@
         </w:tc>
         <w:tc>
           <w:tcPr>
-            <w:tcW w:type="dxa" w:w="1235"/>
+            <w:tcW w:type="dxa" w:w="1425"/>
           </w:tcPr>
           <w:p>
             <w:r>
               <w:rPr>
                 <w:rFonts w:ascii="Times New Roman" w:hAnsi="Times New Roman" w:eastAsia="宋体"/>
-                <w:sz w:val="19"/>
+                <w:sz w:val="17"/>
               </w:rPr>
               <w:t>创建订单</w:t>
             </w:r>
@@ -1547,13 +1553,13 @@
         </w:tc>
         <w:tc>
           <w:tcPr>
-            <w:tcW w:type="dxa" w:w="1235"/>
+            <w:tcW w:type="dxa" w:w="1425"/>
           </w:tcPr>
           <w:p>
             <w:r>
               <w:rPr>
                 <w:rFonts w:ascii="Times New Roman" w:hAnsi="Times New Roman" w:eastAsia="宋体"/>
-                <w:sz w:val="19"/>
+                <w:sz w:val="17"/>
               </w:rPr>
               <w:t>会员、类型、金额</w:t>
             </w:r>
@@ -1561,13 +1567,13 @@
         </w:tc>
         <w:tc>
           <w:tcPr>
-            <w:tcW w:type="dxa" w:w="1235"/>
+            <w:tcW w:type="dxa" w:w="1425"/>
           </w:tcPr>
           <w:p>
             <w:r>
               <w:rPr>
                 <w:rFonts w:ascii="Times New Roman" w:hAnsi="Times New Roman" w:eastAsia="宋体"/>
-                <w:sz w:val="19"/>
+                <w:sz w:val="17"/>
               </w:rPr>
               <w:t>订单号、支付参数</w:t>
             </w:r>
@@ -1575,13 +1581,13 @@
         </w:tc>
         <w:tc>
           <w:tcPr>
-            <w:tcW w:type="dxa" w:w="1235"/>
+            <w:tcW w:type="dxa" w:w="1425"/>
           </w:tcPr>
           <w:p>
             <w:r>
               <w:rPr>
                 <w:rFonts w:ascii="Times New Roman" w:hAnsi="Times New Roman" w:eastAsia="宋体"/>
-                <w:sz w:val="19"/>
+                <w:sz w:val="17"/>
               </w:rPr>
               <w:t>REQ-B5-001</w:t>
             </w:r>
@@ -1591,13 +1597,13 @@
       <w:tr>
         <w:tc>
           <w:tcPr>
-            <w:tcW w:type="dxa" w:w="1235"/>
+            <w:tcW w:type="dxa" w:w="1425"/>
           </w:tcPr>
           <w:p>
             <w:r>
               <w:rPr>
                 <w:rFonts w:ascii="Times New Roman" w:hAnsi="Times New Roman" w:eastAsia="宋体"/>
-                <w:sz w:val="19"/>
+                <w:sz w:val="17"/>
               </w:rPr>
               <w:t>API-M5-02</w:t>
             </w:r>
@@ -1605,13 +1611,13 @@
         </w:tc>
         <w:tc>
           <w:tcPr>
-            <w:tcW w:type="dxa" w:w="1235"/>
+            <w:tcW w:type="dxa" w:w="1425"/>
           </w:tcPr>
           <w:p>
             <w:r>
               <w:rPr>
                 <w:rFonts w:ascii="Times New Roman" w:hAnsi="Times New Roman" w:eastAsia="宋体"/>
-                <w:sz w:val="19"/>
+                <w:sz w:val="17"/>
               </w:rPr>
               <w:t>/settlements</w:t>
             </w:r>
@@ -1619,13 +1625,13 @@
         </w:tc>
         <w:tc>
           <w:tcPr>
-            <w:tcW w:type="dxa" w:w="1235"/>
+            <w:tcW w:type="dxa" w:w="1425"/>
           </w:tcPr>
           <w:p>
             <w:r>
               <w:rPr>
                 <w:rFonts w:ascii="Times New Roman" w:hAnsi="Times New Roman" w:eastAsia="宋体"/>
-                <w:sz w:val="19"/>
+                <w:sz w:val="17"/>
               </w:rPr>
               <w:t>GET</w:t>
             </w:r>
@@ -1633,13 +1639,13 @@
         </w:tc>
         <w:tc>
           <w:tcPr>
-            <w:tcW w:type="dxa" w:w="1235"/>
+            <w:tcW w:type="dxa" w:w="1425"/>
           </w:tcPr>
           <w:p>
             <w:r>
               <w:rPr>
                 <w:rFonts w:ascii="Times New Roman" w:hAnsi="Times New Roman" w:eastAsia="宋体"/>
-                <w:sz w:val="19"/>
+                <w:sz w:val="17"/>
               </w:rPr>
               <w:t>生成对账单</w:t>
             </w:r>
@@ -1647,13 +1653,13 @@
         </w:tc>
         <w:tc>
           <w:tcPr>
-            <w:tcW w:type="dxa" w:w="1235"/>
+            <w:tcW w:type="dxa" w:w="1425"/>
           </w:tcPr>
           <w:p>
             <w:r>
               <w:rPr>
                 <w:rFonts w:ascii="Times New Roman" w:hAnsi="Times New Roman" w:eastAsia="宋体"/>
-                <w:sz w:val="19"/>
+                <w:sz w:val="17"/>
               </w:rPr>
               <w:t>期间</w:t>
             </w:r>
@@ -1661,13 +1667,13 @@
         </w:tc>
         <w:tc>
           <w:tcPr>
-            <w:tcW w:type="dxa" w:w="1235"/>
+            <w:tcW w:type="dxa" w:w="1425"/>
           </w:tcPr>
           <w:p>
             <w:r>
               <w:rPr>
                 <w:rFonts w:ascii="Times New Roman" w:hAnsi="Times New Roman" w:eastAsia="宋体"/>
-                <w:sz w:val="19"/>
+                <w:sz w:val="17"/>
               </w:rPr>
               <w:t>对账明细</w:t>
             </w:r>
@@ -1675,13 +1681,13 @@
         </w:tc>
         <w:tc>
           <w:tcPr>
-            <w:tcW w:type="dxa" w:w="1235"/>
+            <w:tcW w:type="dxa" w:w="1425"/>
           </w:tcPr>
           <w:p>
             <w:r>
               <w:rPr>
                 <w:rFonts w:ascii="Times New Roman" w:hAnsi="Times New Roman" w:eastAsia="宋体"/>
-                <w:sz w:val="19"/>
+                <w:sz w:val="17"/>
               </w:rPr>
               <w:t>REQ-B5-003</w:t>
             </w:r>
@@ -1691,13 +1697,13 @@
       <w:tr>
         <w:tc>
           <w:tcPr>
-            <w:tcW w:type="dxa" w:w="1235"/>
+            <w:tcW w:type="dxa" w:w="1425"/>
           </w:tcPr>
           <w:p>
             <w:r>
               <w:rPr>
                 <w:rFonts w:ascii="Times New Roman" w:hAnsi="Times New Roman" w:eastAsia="宋体"/>
-                <w:sz w:val="19"/>
+                <w:sz w:val="17"/>
               </w:rPr>
               <w:t>API-M5-03</w:t>
             </w:r>
@@ -1705,13 +1711,13 @@
         </w:tc>
         <w:tc>
           <w:tcPr>
-            <w:tcW w:type="dxa" w:w="1235"/>
+            <w:tcW w:type="dxa" w:w="1425"/>
           </w:tcPr>
           <w:p>
             <w:r>
               <w:rPr>
                 <w:rFonts w:ascii="Times New Roman" w:hAnsi="Times New Roman" w:eastAsia="宋体"/>
-                <w:sz w:val="19"/>
+                <w:sz w:val="17"/>
               </w:rPr>
               <w:t>/commissions</w:t>
             </w:r>
@@ -1719,13 +1725,13 @@
         </w:tc>
         <w:tc>
           <w:tcPr>
-            <w:tcW w:type="dxa" w:w="1235"/>
+            <w:tcW w:type="dxa" w:w="1425"/>
           </w:tcPr>
           <w:p>
             <w:r>
               <w:rPr>
                 <w:rFonts w:ascii="Times New Roman" w:hAnsi="Times New Roman" w:eastAsia="宋体"/>
-                <w:sz w:val="19"/>
+                <w:sz w:val="17"/>
               </w:rPr>
               <w:t>GET</w:t>
             </w:r>
@@ -1733,13 +1739,13 @@
         </w:tc>
         <w:tc>
           <w:tcPr>
-            <w:tcW w:type="dxa" w:w="1235"/>
+            <w:tcW w:type="dxa" w:w="1425"/>
           </w:tcPr>
           <w:p>
             <w:r>
               <w:rPr>
                 <w:rFonts w:ascii="Times New Roman" w:hAnsi="Times New Roman" w:eastAsia="宋体"/>
-                <w:sz w:val="19"/>
+                <w:sz w:val="17"/>
               </w:rPr>
               <w:t>提成报表</w:t>
             </w:r>
@@ -1747,13 +1753,13 @@
         </w:tc>
         <w:tc>
           <w:tcPr>
-            <w:tcW w:type="dxa" w:w="1235"/>
+            <w:tcW w:type="dxa" w:w="1425"/>
           </w:tcPr>
           <w:p>
             <w:r>
               <w:rPr>
                 <w:rFonts w:ascii="Times New Roman" w:hAnsi="Times New Roman" w:eastAsia="宋体"/>
-                <w:sz w:val="19"/>
+                <w:sz w:val="17"/>
               </w:rPr>
               <w:t>月份、教练</w:t>
             </w:r>
@@ -1761,13 +1767,13 @@
         </w:tc>
         <w:tc>
           <w:tcPr>
-            <w:tcW w:type="dxa" w:w="1235"/>
+            <w:tcW w:type="dxa" w:w="1425"/>
           </w:tcPr>
           <w:p>
             <w:r>
               <w:rPr>
                 <w:rFonts w:ascii="Times New Roman" w:hAnsi="Times New Roman" w:eastAsia="宋体"/>
-                <w:sz w:val="19"/>
+                <w:sz w:val="17"/>
               </w:rPr>
               <w:t>提成明细</w:t>
             </w:r>
@@ -1775,13 +1781,13 @@
         </w:tc>
         <w:tc>
           <w:tcPr>
-            <w:tcW w:type="dxa" w:w="1235"/>
+            <w:tcW w:type="dxa" w:w="1425"/>
           </w:tcPr>
           <w:p>
             <w:r>
               <w:rPr>
                 <w:rFonts w:ascii="Times New Roman" w:hAnsi="Times New Roman" w:eastAsia="宋体"/>
-                <w:sz w:val="19"/>
+                <w:sz w:val="17"/>
               </w:rPr>
               <w:t>REQ-B5-005</w:t>
             </w:r>
@@ -1791,13 +1797,13 @@
       <w:tr>
         <w:tc>
           <w:tcPr>
-            <w:tcW w:type="dxa" w:w="1235"/>
+            <w:tcW w:type="dxa" w:w="1425"/>
           </w:tcPr>
           <w:p>
             <w:r>
               <w:rPr>
                 <w:rFonts w:ascii="Times New Roman" w:hAnsi="Times New Roman" w:eastAsia="宋体"/>
-                <w:sz w:val="19"/>
+                <w:sz w:val="17"/>
               </w:rPr>
               <w:t>API-M7-01</w:t>
             </w:r>
@@ -1805,13 +1811,13 @@
         </w:tc>
         <w:tc>
           <w:tcPr>
-            <w:tcW w:type="dxa" w:w="1235"/>
+            <w:tcW w:type="dxa" w:w="1425"/>
           </w:tcPr>
           <w:p>
             <w:r>
               <w:rPr>
                 <w:rFonts w:ascii="Times New Roman" w:hAnsi="Times New Roman" w:eastAsia="宋体"/>
-                <w:sz w:val="19"/>
+                <w:sz w:val="17"/>
               </w:rPr>
               <w:t>/assessments</w:t>
             </w:r>
@@ -1819,13 +1825,13 @@
         </w:tc>
         <w:tc>
           <w:tcPr>
-            <w:tcW w:type="dxa" w:w="1235"/>
+            <w:tcW w:type="dxa" w:w="1425"/>
           </w:tcPr>
           <w:p>
             <w:r>
               <w:rPr>
                 <w:rFonts w:ascii="Times New Roman" w:hAnsi="Times New Roman" w:eastAsia="宋体"/>
-                <w:sz w:val="19"/>
+                <w:sz w:val="17"/>
               </w:rPr>
               <w:t>POST</w:t>
             </w:r>
@@ -1833,13 +1839,13 @@
         </w:tc>
         <w:tc>
           <w:tcPr>
-            <w:tcW w:type="dxa" w:w="1235"/>
+            <w:tcW w:type="dxa" w:w="1425"/>
           </w:tcPr>
           <w:p>
             <w:r>
               <w:rPr>
                 <w:rFonts w:ascii="Times New Roman" w:hAnsi="Times New Roman" w:eastAsia="宋体"/>
-                <w:sz w:val="19"/>
+                <w:sz w:val="17"/>
               </w:rPr>
               <w:t>体测录入</w:t>
             </w:r>
@@ -1847,13 +1853,13 @@
         </w:tc>
         <w:tc>
           <w:tcPr>
-            <w:tcW w:type="dxa" w:w="1235"/>
+            <w:tcW w:type="dxa" w:w="1425"/>
           </w:tcPr>
           <w:p>
             <w:r>
               <w:rPr>
                 <w:rFonts w:ascii="Times New Roman" w:hAnsi="Times New Roman" w:eastAsia="宋体"/>
-                <w:sz w:val="19"/>
+                <w:sz w:val="17"/>
               </w:rPr>
               <w:t>会员、指标</w:t>
             </w:r>
@@ -1861,13 +1867,13 @@
         </w:tc>
         <w:tc>
           <w:tcPr>
-            <w:tcW w:type="dxa" w:w="1235"/>
+            <w:tcW w:type="dxa" w:w="1425"/>
           </w:tcPr>
           <w:p>
             <w:r>
               <w:rPr>
                 <w:rFonts w:ascii="Times New Roman" w:hAnsi="Times New Roman" w:eastAsia="宋体"/>
-                <w:sz w:val="19"/>
+                <w:sz w:val="17"/>
               </w:rPr>
               <w:t>记录ID</w:t>
             </w:r>
@@ -1875,13 +1881,13 @@
         </w:tc>
         <w:tc>
           <w:tcPr>
-            <w:tcW w:type="dxa" w:w="1235"/>
+            <w:tcW w:type="dxa" w:w="1425"/>
           </w:tcPr>
           <w:p>
             <w:r>
               <w:rPr>
                 <w:rFonts w:ascii="Times New Roman" w:hAnsi="Times New Roman" w:eastAsia="宋体"/>
-                <w:sz w:val="19"/>
+                <w:sz w:val="17"/>
               </w:rPr>
               <w:t>REQ-B7-001</w:t>
             </w:r>
@@ -1891,13 +1897,13 @@
       <w:tr>
         <w:tc>
           <w:tcPr>
-            <w:tcW w:type="dxa" w:w="1235"/>
+            <w:tcW w:type="dxa" w:w="1425"/>
           </w:tcPr>
           <w:p>
             <w:r>
               <w:rPr>
                 <w:rFonts w:ascii="Times New Roman" w:hAnsi="Times New Roman" w:eastAsia="宋体"/>
-                <w:sz w:val="19"/>
+                <w:sz w:val="17"/>
               </w:rPr>
               <w:t>API-M8-01</w:t>
             </w:r>
@@ -1905,13 +1911,13 @@
         </w:tc>
         <w:tc>
           <w:tcPr>
-            <w:tcW w:type="dxa" w:w="1235"/>
+            <w:tcW w:type="dxa" w:w="1425"/>
           </w:tcPr>
           <w:p>
             <w:r>
               <w:rPr>
                 <w:rFonts w:ascii="Times New Roman" w:hAnsi="Times New Roman" w:eastAsia="宋体"/>
-                <w:sz w:val="19"/>
+                <w:sz w:val="17"/>
               </w:rPr>
               <w:t>/risks</w:t>
             </w:r>
@@ -1919,13 +1925,13 @@
         </w:tc>
         <w:tc>
           <w:tcPr>
-            <w:tcW w:type="dxa" w:w="1235"/>
+            <w:tcW w:type="dxa" w:w="1425"/>
           </w:tcPr>
           <w:p>
             <w:r>
               <w:rPr>
                 <w:rFonts w:ascii="Times New Roman" w:hAnsi="Times New Roman" w:eastAsia="宋体"/>
-                <w:sz w:val="19"/>
+                <w:sz w:val="17"/>
               </w:rPr>
               <w:t>GET</w:t>
             </w:r>
@@ -1933,13 +1939,13 @@
         </w:tc>
         <w:tc>
           <w:tcPr>
-            <w:tcW w:type="dxa" w:w="1235"/>
+            <w:tcW w:type="dxa" w:w="1425"/>
           </w:tcPr>
           <w:p>
             <w:r>
               <w:rPr>
                 <w:rFonts w:ascii="Times New Roman" w:hAnsi="Times New Roman" w:eastAsia="宋体"/>
-                <w:sz w:val="19"/>
+                <w:sz w:val="17"/>
               </w:rPr>
               <w:t>流失风险清单</w:t>
             </w:r>
@@ -1947,13 +1953,13 @@
         </w:tc>
         <w:tc>
           <w:tcPr>
-            <w:tcW w:type="dxa" w:w="1235"/>
+            <w:tcW w:type="dxa" w:w="1425"/>
           </w:tcPr>
           <w:p>
             <w:r>
               <w:rPr>
                 <w:rFonts w:ascii="Times New Roman" w:hAnsi="Times New Roman" w:eastAsia="宋体"/>
-                <w:sz w:val="19"/>
+                <w:sz w:val="17"/>
               </w:rPr>
               <w:t>风险等级</w:t>
             </w:r>
@@ -1961,13 +1967,13 @@
         </w:tc>
         <w:tc>
           <w:tcPr>
-            <w:tcW w:type="dxa" w:w="1235"/>
+            <w:tcW w:type="dxa" w:w="1425"/>
           </w:tcPr>
           <w:p>
             <w:r>
               <w:rPr>
                 <w:rFonts w:ascii="Times New Roman" w:hAnsi="Times New Roman" w:eastAsia="宋体"/>
-                <w:sz w:val="19"/>
+                <w:sz w:val="17"/>
               </w:rPr>
               <w:t>会员列表</w:t>
             </w:r>
@@ -1975,13 +1981,13 @@
         </w:tc>
         <w:tc>
           <w:tcPr>
-            <w:tcW w:type="dxa" w:w="1235"/>
+            <w:tcW w:type="dxa" w:w="1425"/>
           </w:tcPr>
           <w:p>
             <w:r>
               <w:rPr>
                 <w:rFonts w:ascii="Times New Roman" w:hAnsi="Times New Roman" w:eastAsia="宋体"/>
-                <w:sz w:val="19"/>
+                <w:sz w:val="17"/>
               </w:rPr>
               <w:t>REQ-B8-001</w:t>
             </w:r>
@@ -1991,13 +1997,13 @@
       <w:tr>
         <w:tc>
           <w:tcPr>
-            <w:tcW w:type="dxa" w:w="1235"/>
+            <w:tcW w:type="dxa" w:w="1425"/>
           </w:tcPr>
           <w:p>
             <w:r>
               <w:rPr>
                 <w:rFonts w:ascii="Times New Roman" w:hAnsi="Times New Roman" w:eastAsia="宋体"/>
-                <w:sz w:val="19"/>
+                <w:sz w:val="17"/>
               </w:rPr>
               <w:t>API-M8-02</w:t>
             </w:r>
@@ -2005,13 +2011,13 @@
         </w:tc>
         <w:tc>
           <w:tcPr>
-            <w:tcW w:type="dxa" w:w="1235"/>
+            <w:tcW w:type="dxa" w:w="1425"/>
           </w:tcPr>
           <w:p>
             <w:r>
               <w:rPr>
                 <w:rFonts w:ascii="Times New Roman" w:hAnsi="Times New Roman" w:eastAsia="宋体"/>
-                <w:sz w:val="19"/>
+                <w:sz w:val="17"/>
               </w:rPr>
               <w:t>/predictions</w:t>
             </w:r>
@@ -2019,13 +2025,13 @@
         </w:tc>
         <w:tc>
           <w:tcPr>
-            <w:tcW w:type="dxa" w:w="1235"/>
+            <w:tcW w:type="dxa" w:w="1425"/>
           </w:tcPr>
           <w:p>
             <w:r>
               <w:rPr>
                 <w:rFonts w:ascii="Times New Roman" w:hAnsi="Times New Roman" w:eastAsia="宋体"/>
-                <w:sz w:val="19"/>
+                <w:sz w:val="17"/>
               </w:rPr>
               <w:t>GET</w:t>
             </w:r>
@@ -2033,13 +2039,13 @@
         </w:tc>
         <w:tc>
           <w:tcPr>
-            <w:tcW w:type="dxa" w:w="1235"/>
+            <w:tcW w:type="dxa" w:w="1425"/>
           </w:tcPr>
           <w:p>
             <w:r>
               <w:rPr>
                 <w:rFonts w:ascii="Times New Roman" w:hAnsi="Times New Roman" w:eastAsia="宋体"/>
-                <w:sz w:val="19"/>
+                <w:sz w:val="17"/>
               </w:rPr>
               <w:t>爽约预测</w:t>
             </w:r>
@@ -2047,13 +2053,13 @@
         </w:tc>
         <w:tc>
           <w:tcPr>
-            <w:tcW w:type="dxa" w:w="1235"/>
+            <w:tcW w:type="dxa" w:w="1425"/>
           </w:tcPr>
           <w:p>
             <w:r>
               <w:rPr>
                 <w:rFonts w:ascii="Times New Roman" w:hAnsi="Times New Roman" w:eastAsia="宋体"/>
-                <w:sz w:val="19"/>
+                <w:sz w:val="17"/>
               </w:rPr>
               <w:t>courseId</w:t>
             </w:r>
@@ -2061,13 +2067,13 @@
         </w:tc>
         <w:tc>
           <w:tcPr>
-            <w:tcW w:type="dxa" w:w="1235"/>
+            <w:tcW w:type="dxa" w:w="1425"/>
           </w:tcPr>
           <w:p>
             <w:r>
               <w:rPr>
                 <w:rFonts w:ascii="Times New Roman" w:hAnsi="Times New Roman" w:eastAsia="宋体"/>
-                <w:sz w:val="19"/>
+                <w:sz w:val="17"/>
               </w:rPr>
               <w:t>概率列表</w:t>
             </w:r>
@@ -2075,13 +2081,13 @@
         </w:tc>
         <w:tc>
           <w:tcPr>
-            <w:tcW w:type="dxa" w:w="1235"/>
+            <w:tcW w:type="dxa" w:w="1425"/>
           </w:tcPr>
           <w:p>
             <w:r>
               <w:rPr>
                 <w:rFonts w:ascii="Times New Roman" w:hAnsi="Times New Roman" w:eastAsia="宋体"/>
-                <w:sz w:val="19"/>
+                <w:sz w:val="17"/>
               </w:rPr>
               <w:t>REQ-B8-003</w:t>
             </w:r>
@@ -2091,13 +2097,13 @@
       <w:tr>
         <w:tc>
           <w:tcPr>
-            <w:tcW w:type="dxa" w:w="1235"/>
+            <w:tcW w:type="dxa" w:w="1425"/>
           </w:tcPr>
           <w:p>
             <w:r>
               <w:rPr>
                 <w:rFonts w:ascii="Times New Roman" w:hAnsi="Times New Roman" w:eastAsia="宋体"/>
-                <w:sz w:val="19"/>
+                <w:sz w:val="17"/>
               </w:rPr>
               <w:t>API-M8-03</w:t>
             </w:r>
@@ -2105,13 +2111,13 @@
         </w:tc>
         <w:tc>
           <w:tcPr>
-            <w:tcW w:type="dxa" w:w="1235"/>
+            <w:tcW w:type="dxa" w:w="1425"/>
           </w:tcPr>
           <w:p>
             <w:r>
               <w:rPr>
                 <w:rFonts w:ascii="Times New Roman" w:hAnsi="Times New Roman" w:eastAsia="宋体"/>
-                <w:sz w:val="19"/>
+                <w:sz w:val="17"/>
               </w:rPr>
               <w:t>/tickets</w:t>
             </w:r>
@@ -2119,13 +2125,13 @@
         </w:tc>
         <w:tc>
           <w:tcPr>
-            <w:tcW w:type="dxa" w:w="1235"/>
+            <w:tcW w:type="dxa" w:w="1425"/>
           </w:tcPr>
           <w:p>
             <w:r>
               <w:rPr>
                 <w:rFonts w:ascii="Times New Roman" w:hAnsi="Times New Roman" w:eastAsia="宋体"/>
-                <w:sz w:val="19"/>
+                <w:sz w:val="17"/>
               </w:rPr>
               <w:t>POST</w:t>
             </w:r>
@@ -2133,13 +2139,13 @@
         </w:tc>
         <w:tc>
           <w:tcPr>
-            <w:tcW w:type="dxa" w:w="1235"/>
+            <w:tcW w:type="dxa" w:w="1425"/>
           </w:tcPr>
           <w:p>
             <w:r>
               <w:rPr>
                 <w:rFonts w:ascii="Times New Roman" w:hAnsi="Times New Roman" w:eastAsia="宋体"/>
-                <w:sz w:val="19"/>
+                <w:sz w:val="17"/>
               </w:rPr>
               <w:t>提交工单</w:t>
             </w:r>
@@ -2147,13 +2153,13 @@
         </w:tc>
         <w:tc>
           <w:tcPr>
-            <w:tcW w:type="dxa" w:w="1235"/>
+            <w:tcW w:type="dxa" w:w="1425"/>
           </w:tcPr>
           <w:p>
             <w:r>
               <w:rPr>
                 <w:rFonts w:ascii="Times New Roman" w:hAnsi="Times New Roman" w:eastAsia="宋体"/>
-                <w:sz w:val="19"/>
+                <w:sz w:val="17"/>
               </w:rPr>
               <w:t>会员、类型、描述</w:t>
             </w:r>
@@ -2161,13 +2167,13 @@
         </w:tc>
         <w:tc>
           <w:tcPr>
-            <w:tcW w:type="dxa" w:w="1235"/>
+            <w:tcW w:type="dxa" w:w="1425"/>
           </w:tcPr>
           <w:p>
             <w:r>
               <w:rPr>
                 <w:rFonts w:ascii="Times New Roman" w:hAnsi="Times New Roman" w:eastAsia="宋体"/>
-                <w:sz w:val="19"/>
+                <w:sz w:val="17"/>
               </w:rPr>
               <w:t>工单ID</w:t>
             </w:r>
@@ -2175,13 +2181,13 @@
         </w:tc>
         <w:tc>
           <w:tcPr>
-            <w:tcW w:type="dxa" w:w="1235"/>
+            <w:tcW w:type="dxa" w:w="1425"/>
           </w:tcPr>
           <w:p>
             <w:r>
               <w:rPr>
                 <w:rFonts w:ascii="Times New Roman" w:hAnsi="Times New Roman" w:eastAsia="宋体"/>
-                <w:sz w:val="19"/>
+                <w:sz w:val="17"/>
               </w:rPr>
               <w:t>REQ-B8-007</w:t>
             </w:r>
@@ -2191,13 +2197,13 @@
       <w:tr>
         <w:tc>
           <w:tcPr>
-            <w:tcW w:type="dxa" w:w="1235"/>
+            <w:tcW w:type="dxa" w:w="1425"/>
           </w:tcPr>
           <w:p>
             <w:r>
               <w:rPr>
                 <w:rFonts w:ascii="Times New Roman" w:hAnsi="Times New Roman" w:eastAsia="宋体"/>
-                <w:sz w:val="19"/>
+                <w:sz w:val="17"/>
               </w:rPr>
               <w:t>API-M8-04</w:t>
             </w:r>
@@ -2205,13 +2211,13 @@
         </w:tc>
         <w:tc>
           <w:tcPr>
-            <w:tcW w:type="dxa" w:w="1235"/>
+            <w:tcW w:type="dxa" w:w="1425"/>
           </w:tcPr>
           <w:p>
             <w:r>
               <w:rPr>
                 <w:rFonts w:ascii="Times New Roman" w:hAnsi="Times New Roman" w:eastAsia="宋体"/>
-                <w:sz w:val="19"/>
+                <w:sz w:val="17"/>
               </w:rPr>
               <w:t>/reports/{code}</w:t>
             </w:r>
@@ -2219,13 +2225,13 @@
         </w:tc>
         <w:tc>
           <w:tcPr>
-            <w:tcW w:type="dxa" w:w="1235"/>
+            <w:tcW w:type="dxa" w:w="1425"/>
           </w:tcPr>
           <w:p>
             <w:r>
               <w:rPr>
                 <w:rFonts w:ascii="Times New Roman" w:hAnsi="Times New Roman" w:eastAsia="宋体"/>
-                <w:sz w:val="19"/>
+                <w:sz w:val="17"/>
               </w:rPr>
               <w:t>GET</w:t>
             </w:r>
@@ -2233,13 +2239,13 @@
         </w:tc>
         <w:tc>
           <w:tcPr>
-            <w:tcW w:type="dxa" w:w="1235"/>
+            <w:tcW w:type="dxa" w:w="1425"/>
           </w:tcPr>
           <w:p>
             <w:r>
               <w:rPr>
                 <w:rFonts w:ascii="Times New Roman" w:hAnsi="Times New Roman" w:eastAsia="宋体"/>
-                <w:sz w:val="19"/>
+                <w:sz w:val="17"/>
               </w:rPr>
               <w:t>获取报表</w:t>
             </w:r>
@@ -2247,13 +2253,13 @@
         </w:tc>
         <w:tc>
           <w:tcPr>
-            <w:tcW w:type="dxa" w:w="1235"/>
+            <w:tcW w:type="dxa" w:w="1425"/>
           </w:tcPr>
           <w:p>
             <w:r>
               <w:rPr>
                 <w:rFonts w:ascii="Times New Roman" w:hAnsi="Times New Roman" w:eastAsia="宋体"/>
-                <w:sz w:val="19"/>
+                <w:sz w:val="17"/>
               </w:rPr>
               <w:t>期间、维度</w:t>
             </w:r>
@@ -2261,13 +2267,13 @@
         </w:tc>
         <w:tc>
           <w:tcPr>
-            <w:tcW w:type="dxa" w:w="1235"/>
+            <w:tcW w:type="dxa" w:w="1425"/>
           </w:tcPr>
           <w:p>
             <w:r>
               <w:rPr>
                 <w:rFonts w:ascii="Times New Roman" w:hAnsi="Times New Roman" w:eastAsia="宋体"/>
-                <w:sz w:val="19"/>
+                <w:sz w:val="17"/>
               </w:rPr>
               <w:t>报表数据</w:t>
             </w:r>
@@ -2275,15 +2281,615 @@
         </w:tc>
         <w:tc>
           <w:tcPr>
-            <w:tcW w:type="dxa" w:w="1235"/>
+            <w:tcW w:type="dxa" w:w="1425"/>
           </w:tcPr>
           <w:p>
             <w:r>
               <w:rPr>
                 <w:rFonts w:ascii="Times New Roman" w:hAnsi="Times New Roman" w:eastAsia="宋体"/>
-                <w:sz w:val="19"/>
+                <w:sz w:val="17"/>
               </w:rPr>
               <w:t>REQ-B8-009</w:t>
+            </w:r>
+          </w:p>
+        </w:tc>
+      </w:tr>
+      <w:tr>
+        <w:tc>
+          <w:tcPr>
+            <w:tcW w:type="dxa" w:w="1425"/>
+          </w:tcPr>
+          <w:p>
+            <w:r>
+              <w:rPr>
+                <w:rFonts w:ascii="Times New Roman" w:hAnsi="Times New Roman" w:eastAsia="宋体"/>
+                <w:sz w:val="17"/>
+              </w:rPr>
+              <w:t>API-M0-01</w:t>
+            </w:r>
+          </w:p>
+        </w:tc>
+        <w:tc>
+          <w:tcPr>
+            <w:tcW w:type="dxa" w:w="1425"/>
+          </w:tcPr>
+          <w:p>
+            <w:r>
+              <w:rPr>
+                <w:rFonts w:ascii="Times New Roman" w:hAnsi="Times New Roman" w:eastAsia="宋体"/>
+                <w:sz w:val="17"/>
+              </w:rPr>
+              <w:t>/api/admin/accounts</w:t>
+            </w:r>
+          </w:p>
+        </w:tc>
+        <w:tc>
+          <w:tcPr>
+            <w:tcW w:type="dxa" w:w="1425"/>
+          </w:tcPr>
+          <w:p>
+            <w:r>
+              <w:rPr>
+                <w:rFonts w:ascii="Times New Roman" w:hAnsi="Times New Roman" w:eastAsia="宋体"/>
+                <w:sz w:val="17"/>
+              </w:rPr>
+              <w:t>GET</w:t>
+            </w:r>
+          </w:p>
+        </w:tc>
+        <w:tc>
+          <w:tcPr>
+            <w:tcW w:type="dxa" w:w="1425"/>
+          </w:tcPr>
+          <w:p>
+            <w:r>
+              <w:rPr>
+                <w:rFonts w:ascii="Times New Roman" w:hAnsi="Times New Roman" w:eastAsia="宋体"/>
+                <w:sz w:val="17"/>
+              </w:rPr>
+              <w:t>账号总览（超管）</w:t>
+            </w:r>
+          </w:p>
+        </w:tc>
+        <w:tc>
+          <w:tcPr>
+            <w:tcW w:type="dxa" w:w="1425"/>
+          </w:tcPr>
+          <w:p>
+            <w:r>
+              <w:rPr>
+                <w:rFonts w:ascii="Times New Roman" w:hAnsi="Times New Roman" w:eastAsia="宋体"/>
+                <w:sz w:val="17"/>
+              </w:rPr>
+              <w:t>—</w:t>
+            </w:r>
+          </w:p>
+        </w:tc>
+        <w:tc>
+          <w:tcPr>
+            <w:tcW w:type="dxa" w:w="1425"/>
+          </w:tcPr>
+          <w:p>
+            <w:r>
+              <w:rPr>
+                <w:rFonts w:ascii="Times New Roman" w:hAnsi="Times New Roman" w:eastAsia="宋体"/>
+                <w:sz w:val="17"/>
+              </w:rPr>
+              <w:t>账号列表（角色/归属/状态/密码状态，无明文密码）</w:t>
+            </w:r>
+          </w:p>
+        </w:tc>
+        <w:tc>
+          <w:tcPr>
+            <w:tcW w:type="dxa" w:w="1425"/>
+          </w:tcPr>
+          <w:p>
+            <w:r>
+              <w:rPr>
+                <w:rFonts w:ascii="Times New Roman" w:hAnsi="Times New Roman" w:eastAsia="宋体"/>
+                <w:sz w:val="17"/>
+              </w:rPr>
+              <w:t>REQ-M0-006、REQ-M0-007</w:t>
+            </w:r>
+          </w:p>
+        </w:tc>
+      </w:tr>
+      <w:tr>
+        <w:tc>
+          <w:tcPr>
+            <w:tcW w:type="dxa" w:w="1425"/>
+          </w:tcPr>
+          <w:p>
+            <w:r>
+              <w:rPr>
+                <w:rFonts w:ascii="Times New Roman" w:hAnsi="Times New Roman" w:eastAsia="宋体"/>
+                <w:sz w:val="17"/>
+              </w:rPr>
+              <w:t>API-M0-02</w:t>
+            </w:r>
+          </w:p>
+        </w:tc>
+        <w:tc>
+          <w:tcPr>
+            <w:tcW w:type="dxa" w:w="1425"/>
+          </w:tcPr>
+          <w:p>
+            <w:r>
+              <w:rPr>
+                <w:rFonts w:ascii="Times New Roman" w:hAnsi="Times New Roman" w:eastAsia="宋体"/>
+                <w:sz w:val="17"/>
+              </w:rPr>
+              <w:t>/api/admin/accounts/{id}/reset-password</w:t>
+            </w:r>
+          </w:p>
+        </w:tc>
+        <w:tc>
+          <w:tcPr>
+            <w:tcW w:type="dxa" w:w="1425"/>
+          </w:tcPr>
+          <w:p>
+            <w:r>
+              <w:rPr>
+                <w:rFonts w:ascii="Times New Roman" w:hAnsi="Times New Roman" w:eastAsia="宋体"/>
+                <w:sz w:val="17"/>
+              </w:rPr>
+              <w:t>POST</w:t>
+            </w:r>
+          </w:p>
+        </w:tc>
+        <w:tc>
+          <w:tcPr>
+            <w:tcW w:type="dxa" w:w="1425"/>
+          </w:tcPr>
+          <w:p>
+            <w:r>
+              <w:rPr>
+                <w:rFonts w:ascii="Times New Roman" w:hAnsi="Times New Roman" w:eastAsia="宋体"/>
+                <w:sz w:val="17"/>
+              </w:rPr>
+              <w:t>重置密码（超管）</w:t>
+            </w:r>
+          </w:p>
+        </w:tc>
+        <w:tc>
+          <w:tcPr>
+            <w:tcW w:type="dxa" w:w="1425"/>
+          </w:tcPr>
+          <w:p>
+            <w:r>
+              <w:rPr>
+                <w:rFonts w:ascii="Times New Roman" w:hAnsi="Times New Roman" w:eastAsia="宋体"/>
+                <w:sz w:val="17"/>
+              </w:rPr>
+              <w:t>账号ID</w:t>
+            </w:r>
+          </w:p>
+        </w:tc>
+        <w:tc>
+          <w:tcPr>
+            <w:tcW w:type="dxa" w:w="1425"/>
+          </w:tcPr>
+          <w:p>
+            <w:r>
+              <w:rPr>
+                <w:rFonts w:ascii="Times New Roman" w:hAnsi="Times New Roman" w:eastAsia="宋体"/>
+                <w:sz w:val="17"/>
+              </w:rPr>
+              <w:t>ok、username、**newPassword**</w:t>
+            </w:r>
+          </w:p>
+        </w:tc>
+        <w:tc>
+          <w:tcPr>
+            <w:tcW w:type="dxa" w:w="1425"/>
+          </w:tcPr>
+          <w:p>
+            <w:r>
+              <w:rPr>
+                <w:rFonts w:ascii="Times New Roman" w:hAnsi="Times New Roman" w:eastAsia="宋体"/>
+                <w:sz w:val="17"/>
+              </w:rPr>
+              <w:t>REQ-M0-008</w:t>
+            </w:r>
+          </w:p>
+        </w:tc>
+      </w:tr>
+      <w:tr>
+        <w:tc>
+          <w:tcPr>
+            <w:tcW w:type="dxa" w:w="1425"/>
+          </w:tcPr>
+          <w:p>
+            <w:r>
+              <w:rPr>
+                <w:rFonts w:ascii="Times New Roman" w:hAnsi="Times New Roman" w:eastAsia="宋体"/>
+                <w:sz w:val="17"/>
+              </w:rPr>
+              <w:t>API-M0-03</w:t>
+            </w:r>
+          </w:p>
+        </w:tc>
+        <w:tc>
+          <w:tcPr>
+            <w:tcW w:type="dxa" w:w="1425"/>
+          </w:tcPr>
+          <w:p>
+            <w:r>
+              <w:rPr>
+                <w:rFonts w:ascii="Times New Roman" w:hAnsi="Times New Roman" w:eastAsia="宋体"/>
+                <w:sz w:val="17"/>
+              </w:rPr>
+              <w:t>/api/admin/accounts/{id}/toggle-status</w:t>
+            </w:r>
+          </w:p>
+        </w:tc>
+        <w:tc>
+          <w:tcPr>
+            <w:tcW w:type="dxa" w:w="1425"/>
+          </w:tcPr>
+          <w:p>
+            <w:r>
+              <w:rPr>
+                <w:rFonts w:ascii="Times New Roman" w:hAnsi="Times New Roman" w:eastAsia="宋体"/>
+                <w:sz w:val="17"/>
+              </w:rPr>
+              <w:t>POST</w:t>
+            </w:r>
+          </w:p>
+        </w:tc>
+        <w:tc>
+          <w:tcPr>
+            <w:tcW w:type="dxa" w:w="1425"/>
+          </w:tcPr>
+          <w:p>
+            <w:r>
+              <w:rPr>
+                <w:rFonts w:ascii="Times New Roman" w:hAnsi="Times New Roman" w:eastAsia="宋体"/>
+                <w:sz w:val="17"/>
+              </w:rPr>
+              <w:t>启用/停用账号（超管）</w:t>
+            </w:r>
+          </w:p>
+        </w:tc>
+        <w:tc>
+          <w:tcPr>
+            <w:tcW w:type="dxa" w:w="1425"/>
+          </w:tcPr>
+          <w:p>
+            <w:r>
+              <w:rPr>
+                <w:rFonts w:ascii="Times New Roman" w:hAnsi="Times New Roman" w:eastAsia="宋体"/>
+                <w:sz w:val="17"/>
+              </w:rPr>
+              <w:t>账号ID</w:t>
+            </w:r>
+          </w:p>
+        </w:tc>
+        <w:tc>
+          <w:tcPr>
+            <w:tcW w:type="dxa" w:w="1425"/>
+          </w:tcPr>
+          <w:p>
+            <w:r>
+              <w:rPr>
+                <w:rFonts w:ascii="Times New Roman" w:hAnsi="Times New Roman" w:eastAsia="宋体"/>
+                <w:sz w:val="17"/>
+              </w:rPr>
+              <w:t>账号视图（status）</w:t>
+            </w:r>
+          </w:p>
+        </w:tc>
+        <w:tc>
+          <w:tcPr>
+            <w:tcW w:type="dxa" w:w="1425"/>
+          </w:tcPr>
+          <w:p>
+            <w:r>
+              <w:rPr>
+                <w:rFonts w:ascii="Times New Roman" w:hAnsi="Times New Roman" w:eastAsia="宋体"/>
+                <w:sz w:val="17"/>
+              </w:rPr>
+              <w:t>REQ-M0-006、REQ-M0-009</w:t>
+            </w:r>
+          </w:p>
+        </w:tc>
+      </w:tr>
+      <w:tr>
+        <w:tc>
+          <w:tcPr>
+            <w:tcW w:type="dxa" w:w="1425"/>
+          </w:tcPr>
+          <w:p>
+            <w:r>
+              <w:rPr>
+                <w:rFonts w:ascii="Times New Roman" w:hAnsi="Times New Roman" w:eastAsia="宋体"/>
+                <w:sz w:val="17"/>
+              </w:rPr>
+              <w:t>API-M3-02</w:t>
+            </w:r>
+          </w:p>
+        </w:tc>
+        <w:tc>
+          <w:tcPr>
+            <w:tcW w:type="dxa" w:w="1425"/>
+          </w:tcPr>
+          <w:p>
+            <w:r>
+              <w:rPr>
+                <w:rFonts w:ascii="Times New Roman" w:hAnsi="Times New Roman" w:eastAsia="宋体"/>
+                <w:sz w:val="17"/>
+              </w:rPr>
+              <w:t>/api/timetable/overview</w:t>
+            </w:r>
+          </w:p>
+        </w:tc>
+        <w:tc>
+          <w:tcPr>
+            <w:tcW w:type="dxa" w:w="1425"/>
+          </w:tcPr>
+          <w:p>
+            <w:r>
+              <w:rPr>
+                <w:rFonts w:ascii="Times New Roman" w:hAnsi="Times New Roman" w:eastAsia="宋体"/>
+                <w:sz w:val="17"/>
+              </w:rPr>
+              <w:t>GET</w:t>
+            </w:r>
+          </w:p>
+        </w:tc>
+        <w:tc>
+          <w:tcPr>
+            <w:tcW w:type="dxa" w:w="1425"/>
+          </w:tcPr>
+          <w:p>
+            <w:r>
+              <w:rPr>
+                <w:rFonts w:ascii="Times New Roman" w:hAnsi="Times New Roman" w:eastAsia="宋体"/>
+                <w:sz w:val="17"/>
+              </w:rPr>
+              <w:t>周课表总览（按角色）</w:t>
+            </w:r>
+          </w:p>
+        </w:tc>
+        <w:tc>
+          <w:tcPr>
+            <w:tcW w:type="dxa" w:w="1425"/>
+          </w:tcPr>
+          <w:p>
+            <w:r>
+              <w:rPr>
+                <w:rFonts w:ascii="Times New Roman" w:hAnsi="Times New Roman" w:eastAsia="宋体"/>
+                <w:sz w:val="17"/>
+              </w:rPr>
+              <w:t>week、memberId、coachId、venueId</w:t>
+            </w:r>
+          </w:p>
+        </w:tc>
+        <w:tc>
+          <w:tcPr>
+            <w:tcW w:type="dxa" w:w="1425"/>
+          </w:tcPr>
+          <w:p>
+            <w:r>
+              <w:rPr>
+                <w:rFonts w:ascii="Times New Roman" w:hAnsi="Times New Roman" w:eastAsia="宋体"/>
+                <w:sz w:val="17"/>
+              </w:rPr>
+              <w:t>课程课表 + 场地课表 + 权限说明</w:t>
+            </w:r>
+          </w:p>
+        </w:tc>
+        <w:tc>
+          <w:tcPr>
+            <w:tcW w:type="dxa" w:w="1425"/>
+          </w:tcPr>
+          <w:p>
+            <w:r>
+              <w:rPr>
+                <w:rFonts w:ascii="Times New Roman" w:hAnsi="Times New Roman" w:eastAsia="宋体"/>
+                <w:sz w:val="17"/>
+              </w:rPr>
+              <w:t>REQ-B3-007</w:t>
+            </w:r>
+          </w:p>
+        </w:tc>
+      </w:tr>
+      <w:tr>
+        <w:tc>
+          <w:tcPr>
+            <w:tcW w:type="dxa" w:w="1425"/>
+          </w:tcPr>
+          <w:p>
+            <w:r>
+              <w:rPr>
+                <w:rFonts w:ascii="Times New Roman" w:hAnsi="Times New Roman" w:eastAsia="宋体"/>
+                <w:sz w:val="17"/>
+              </w:rPr>
+              <w:t>API-M3-03</w:t>
+            </w:r>
+          </w:p>
+        </w:tc>
+        <w:tc>
+          <w:tcPr>
+            <w:tcW w:type="dxa" w:w="1425"/>
+          </w:tcPr>
+          <w:p>
+            <w:r>
+              <w:rPr>
+                <w:rFonts w:ascii="Times New Roman" w:hAnsi="Times New Roman" w:eastAsia="宋体"/>
+                <w:sz w:val="17"/>
+              </w:rPr>
+              <w:t>/api/timetable/courses</w:t>
+            </w:r>
+          </w:p>
+        </w:tc>
+        <w:tc>
+          <w:tcPr>
+            <w:tcW w:type="dxa" w:w="1425"/>
+          </w:tcPr>
+          <w:p>
+            <w:r>
+              <w:rPr>
+                <w:rFonts w:ascii="Times New Roman" w:hAnsi="Times New Roman" w:eastAsia="宋体"/>
+                <w:sz w:val="17"/>
+              </w:rPr>
+              <w:t>GET</w:t>
+            </w:r>
+          </w:p>
+        </w:tc>
+        <w:tc>
+          <w:tcPr>
+            <w:tcW w:type="dxa" w:w="1425"/>
+          </w:tcPr>
+          <w:p>
+            <w:r>
+              <w:rPr>
+                <w:rFonts w:ascii="Times New Roman" w:hAnsi="Times New Roman" w:eastAsia="宋体"/>
+                <w:sz w:val="17"/>
+              </w:rPr>
+              <w:t>课程周课表</w:t>
+            </w:r>
+          </w:p>
+        </w:tc>
+        <w:tc>
+          <w:tcPr>
+            <w:tcW w:type="dxa" w:w="1425"/>
+          </w:tcPr>
+          <w:p>
+            <w:r>
+              <w:rPr>
+                <w:rFonts w:ascii="Times New Roman" w:hAnsi="Times New Roman" w:eastAsia="宋体"/>
+                <w:sz w:val="17"/>
+              </w:rPr>
+              <w:t>week、scope、memberId、coachId</w:t>
+            </w:r>
+          </w:p>
+        </w:tc>
+        <w:tc>
+          <w:tcPr>
+            <w:tcW w:type="dxa" w:w="1425"/>
+          </w:tcPr>
+          <w:p>
+            <w:r>
+              <w:rPr>
+                <w:rFonts w:ascii="Times New Roman" w:hAnsi="Times New Roman" w:eastAsia="宋体"/>
+                <w:sz w:val="17"/>
+              </w:rPr>
+              <w:t>周课表（7 天）</w:t>
+            </w:r>
+          </w:p>
+        </w:tc>
+        <w:tc>
+          <w:tcPr>
+            <w:tcW w:type="dxa" w:w="1425"/>
+          </w:tcPr>
+          <w:p>
+            <w:r>
+              <w:rPr>
+                <w:rFonts w:ascii="Times New Roman" w:hAnsi="Times New Roman" w:eastAsia="宋体"/>
+                <w:sz w:val="17"/>
+              </w:rPr>
+              <w:t>REQ-B3-007、REQ-B3-008</w:t>
+            </w:r>
+          </w:p>
+        </w:tc>
+      </w:tr>
+      <w:tr>
+        <w:tc>
+          <w:tcPr>
+            <w:tcW w:type="dxa" w:w="1425"/>
+          </w:tcPr>
+          <w:p>
+            <w:r>
+              <w:rPr>
+                <w:rFonts w:ascii="Times New Roman" w:hAnsi="Times New Roman" w:eastAsia="宋体"/>
+                <w:sz w:val="17"/>
+              </w:rPr>
+              <w:t>API-M6-01</w:t>
+            </w:r>
+          </w:p>
+        </w:tc>
+        <w:tc>
+          <w:tcPr>
+            <w:tcW w:type="dxa" w:w="1425"/>
+          </w:tcPr>
+          <w:p>
+            <w:r>
+              <w:rPr>
+                <w:rFonts w:ascii="Times New Roman" w:hAnsi="Times New Roman" w:eastAsia="宋体"/>
+                <w:sz w:val="17"/>
+              </w:rPr>
+              <w:t>/api/timetable/venues</w:t>
+            </w:r>
+          </w:p>
+        </w:tc>
+        <w:tc>
+          <w:tcPr>
+            <w:tcW w:type="dxa" w:w="1425"/>
+          </w:tcPr>
+          <w:p>
+            <w:r>
+              <w:rPr>
+                <w:rFonts w:ascii="Times New Roman" w:hAnsi="Times New Roman" w:eastAsia="宋体"/>
+                <w:sz w:val="17"/>
+              </w:rPr>
+              <w:t>GET</w:t>
+            </w:r>
+          </w:p>
+        </w:tc>
+        <w:tc>
+          <w:tcPr>
+            <w:tcW w:type="dxa" w:w="1425"/>
+          </w:tcPr>
+          <w:p>
+            <w:r>
+              <w:rPr>
+                <w:rFonts w:ascii="Times New Roman" w:hAnsi="Times New Roman" w:eastAsia="宋体"/>
+                <w:sz w:val="17"/>
+              </w:rPr>
+              <w:t>场馆占用周课表</w:t>
+            </w:r>
+          </w:p>
+        </w:tc>
+        <w:tc>
+          <w:tcPr>
+            <w:tcW w:type="dxa" w:w="1425"/>
+          </w:tcPr>
+          <w:p>
+            <w:r>
+              <w:rPr>
+                <w:rFonts w:ascii="Times New Roman" w:hAnsi="Times New Roman" w:eastAsia="宋体"/>
+                <w:sz w:val="17"/>
+              </w:rPr>
+              <w:t>week、scope、memberId、venueId</w:t>
+            </w:r>
+          </w:p>
+        </w:tc>
+        <w:tc>
+          <w:tcPr>
+            <w:tcW w:type="dxa" w:w="1425"/>
+          </w:tcPr>
+          <w:p>
+            <w:r>
+              <w:rPr>
+                <w:rFonts w:ascii="Times New Roman" w:hAnsi="Times New Roman" w:eastAsia="宋体"/>
+                <w:sz w:val="17"/>
+              </w:rPr>
+              <w:t>周课表（7 天）</w:t>
+            </w:r>
+          </w:p>
+        </w:tc>
+        <w:tc>
+          <w:tcPr>
+            <w:tcW w:type="dxa" w:w="1425"/>
+          </w:tcPr>
+          <w:p>
+            <w:r>
+              <w:rPr>
+                <w:rFonts w:ascii="Times New Roman" w:hAnsi="Times New Roman" w:eastAsia="宋体"/>
+                <w:sz w:val="17"/>
+              </w:rPr>
+              <w:t>REQ-B6-007</w:t>
             </w:r>
           </w:p>
         </w:tc>
@@ -2498,7 +3104,7 @@
     </w:p>
     <w:sectPr>
       <w:pgSz w:w="12240" w:h="15840"/>
-      <w:pgMar w:top="1440" w:right="1797" w:bottom="1440" w:left="1797" w:header="720" w:footer="720" w:gutter="0"/>
+      <w:pgMar w:top="1134" w:right="1134" w:bottom="1134" w:left="1134" w:header="720" w:footer="720" w:gutter="0"/>
       <w:cols w:space="720"/>
       <w:docGrid w:linePitch="360"/>
     </w:sectPr>
@@ -2870,12 +3476,12 @@
     <w:qFormat/>
     <w:rsid w:val="00FC693F"/>
     <w:pPr>
-      <w:spacing w:line="360" w:lineRule="auto"/>
+      <w:spacing w:line="324" w:lineRule="auto"/>
     </w:pPr>
     <w:rPr>
       <w:rFonts w:ascii="Times New Roman" w:hAnsi="Times New Roman" w:eastAsia="宋体"/>
       <w:b w:val="0"/>
-      <w:sz w:val="24"/>
+      <w:sz w:val="21"/>
     </w:rPr>
   </w:style>
   <w:style w:type="paragraph" w:styleId="Header">
@@ -2941,7 +3547,7 @@
       <w:b/>
       <w:bCs/>
       <w:color w:val="365F91" w:themeColor="accent1" w:themeShade="BF"/>
-      <w:sz w:val="32"/>
+      <w:sz w:val="30"/>
       <w:szCs w:val="28"/>
     </w:rPr>
   </w:style>
@@ -2965,7 +3571,7 @@
       <w:b/>
       <w:bCs/>
       <w:color w:val="4F81BD" w:themeColor="accent1"/>
-      <w:sz w:val="28"/>
+      <w:sz w:val="26"/>
       <w:szCs w:val="26"/>
     </w:rPr>
   </w:style>
